--- a/4 курс/Проектирование информационныхсистем/МихайловИР_Проектирование_Информационных_Систем.docx
+++ b/4 курс/Проектирование информационныхсистем/МихайловИР_Проектирование_Информационных_Систем.docx
@@ -192,27 +192,15 @@
           <w:lang w:eastAsia="ru-RU"/>
         </w:rPr>
       </w:pPr>
-      <w:proofErr w:type="gramStart"/>
-      <w:r>
-        <w:rPr>
-          <w:rFonts w:eastAsia="Times New Roman" w:cs="Times New Roman"/>
-          <w:bCs/>
-          <w:sz w:val="24"/>
-          <w:szCs w:val="24"/>
-          <w:lang w:eastAsia="ru-RU"/>
-        </w:rPr>
-        <w:t>ДИСЦИПЛИНА</w:t>
-      </w:r>
-      <w:proofErr w:type="gramEnd"/>
-      <w:r>
-        <w:rPr>
-          <w:rFonts w:eastAsia="Times New Roman" w:cs="Times New Roman"/>
-          <w:bCs/>
-          <w:sz w:val="24"/>
-          <w:szCs w:val="24"/>
-          <w:lang w:eastAsia="ru-RU"/>
-        </w:rPr>
-        <w:t xml:space="preserve">       </w:t>
+      <w:r>
+        <w:rPr>
+          <w:rFonts w:eastAsia="Times New Roman" w:cs="Times New Roman"/>
+          <w:bCs/>
+          <w:sz w:val="24"/>
+          <w:szCs w:val="24"/>
+          <w:lang w:eastAsia="ru-RU"/>
+        </w:rPr>
+        <w:t xml:space="preserve">ДИСЦИПЛИНА       </w:t>
       </w:r>
       <w:r>
         <w:rPr>
@@ -1173,7 +1161,6 @@
         </w:rPr>
         <w:t xml:space="preserve">                                                                              </w:t>
       </w:r>
-      <w:proofErr w:type="gramStart"/>
       <w:r>
         <w:rPr>
           <w:rFonts w:eastAsia="Times New Roman" w:cs="Times New Roman"/>
@@ -1205,19 +1192,7 @@
           <w:szCs w:val="24"/>
           <w:lang w:eastAsia="ru-RU"/>
         </w:rPr>
-        <w:t>Ф.И.О.</w:t>
-      </w:r>
-      <w:proofErr w:type="gramEnd"/>
-      <w:r>
-        <w:rPr>
-          <w:rFonts w:eastAsia="Times New Roman" w:cs="Times New Roman"/>
-          <w:bCs/>
-          <w:i/>
-          <w:sz w:val="24"/>
-          <w:szCs w:val="24"/>
-          <w:lang w:eastAsia="ru-RU"/>
-        </w:rPr>
-        <w:t>)</w:t>
+        <w:t>Ф.И.О.)</w:t>
       </w:r>
     </w:p>
     <w:p>
@@ -1572,31 +1547,7 @@
           <w:szCs w:val="24"/>
           <w:lang w:eastAsia="ru-RU"/>
         </w:rPr>
-        <w:t>Регистр. №______________ «____</w:t>
-      </w:r>
-      <w:proofErr w:type="gramStart"/>
-      <w:r>
-        <w:rPr>
-          <w:rFonts w:eastAsia="Times New Roman" w:cs="Times New Roman"/>
-          <w:bCs/>
-          <w:i/>
-          <w:sz w:val="24"/>
-          <w:szCs w:val="24"/>
-          <w:lang w:eastAsia="ru-RU"/>
-        </w:rPr>
-        <w:t>_»_</w:t>
-      </w:r>
-      <w:proofErr w:type="gramEnd"/>
-      <w:r>
-        <w:rPr>
-          <w:rFonts w:eastAsia="Times New Roman" w:cs="Times New Roman"/>
-          <w:bCs/>
-          <w:i/>
-          <w:sz w:val="24"/>
-          <w:szCs w:val="24"/>
-          <w:lang w:eastAsia="ru-RU"/>
-        </w:rPr>
-        <w:t>__________2026  г.</w:t>
+        <w:t>Регистр. №______________ «_____»___________2026  г.</w:t>
       </w:r>
     </w:p>
     <w:p>
@@ -2403,52 +2354,41 @@
         </w:rPr>
         <w:t>M</w:t>
       </w:r>
-      <w:proofErr w:type="spellStart"/>
-      <w:r>
-        <w:t>aterial</w:t>
-      </w:r>
-      <w:proofErr w:type="spellEnd"/>
+      <w:r>
+        <w:t xml:space="preserve">aterial </w:t>
+      </w:r>
+      <w:r>
+        <w:rPr>
+          <w:lang w:val="en-US"/>
+        </w:rPr>
+        <w:t>R</w:t>
+      </w:r>
+      <w:r>
+        <w:t xml:space="preserve">equirements </w:t>
+      </w:r>
+      <w:r>
+        <w:rPr>
+          <w:lang w:val="en-US"/>
+        </w:rPr>
+        <w:t>P</w:t>
+      </w:r>
+      <w:r>
+        <w:t>lanning</w:t>
+      </w:r>
+      <w:r>
+        <w:t>,</w:t>
+      </w:r>
       <w:r>
         <w:t xml:space="preserve"> </w:t>
       </w:r>
       <w:r>
-        <w:rPr>
-          <w:lang w:val="en-US"/>
-        </w:rPr>
-        <w:t>R</w:t>
-      </w:r>
-      <w:proofErr w:type="spellStart"/>
-      <w:r>
-        <w:t>equirements</w:t>
-      </w:r>
-      <w:proofErr w:type="spellEnd"/>
-      <w:r>
-        <w:t xml:space="preserve"> </w:t>
-      </w:r>
-      <w:r>
-        <w:rPr>
-          <w:lang w:val="en-US"/>
-        </w:rPr>
-        <w:t>P</w:t>
-      </w:r>
-      <w:proofErr w:type="spellStart"/>
-      <w:r>
-        <w:t>lanning</w:t>
-      </w:r>
-      <w:proofErr w:type="spellEnd"/>
-      <w:r>
-        <w:t xml:space="preserve">) </w:t>
-      </w:r>
-      <w:proofErr w:type="gramStart"/>
-      <w:r>
-        <w:t>-</w:t>
-      </w:r>
-      <w:r>
-        <w:t xml:space="preserve"> это</w:t>
-      </w:r>
-      <w:proofErr w:type="gramEnd"/>
-      <w:r>
-        <w:t xml:space="preserve"> компьютеризированная система управления производственными ресурсами, которая позволяет оптимизировать процессы закупки материалов и планирования производства. Она анализирует текущие запасы, потребности в материалах и сроки их поставки, чтобы обеспечить бесперебойное производство.</w:t>
+        <w:t>планирование потребности в материалах</w:t>
+      </w:r>
+      <w:r>
+        <w:t>) -</w:t>
+      </w:r>
+      <w:r>
+        <w:t xml:space="preserve"> это компьютеризированная система управления производственными ресурсами, которая позволяет оптимизировать процессы закупки материалов и планирования производства. Она анализирует текущие запасы, потребности в материалах и сроки их поставки, чтобы обеспечить бесперебойное производство.</w:t>
       </w:r>
       <w:r>
         <w:t xml:space="preserve"> </w:t>
@@ -2479,8 +2419,158 @@
       </w:r>
     </w:p>
     <w:p>
-      <w:r>
-        <w:t>Методология MRP появилась в начале 1960-х годов как результат развития вычислительной техники и необходимости обрабатывать большие объёмы данных для планирования производства. До этого для управления запасами применялись более простые методы, такие как экономичный размер заказа (EOQ) или метод точки повторного заказа. С внедрением компьютеров появилась возможность автоматизировать расчёты потребности в материалах, что обеспечило предприятиям более точное планирование и сокращение избыточных запасов.</w:t>
+      <w:pPr>
+        <w:keepNext/>
+        <w:jc w:val="left"/>
+      </w:pPr>
+      <w:r>
+        <w:rPr>
+          <w:noProof/>
+        </w:rPr>
+        <w:drawing>
+          <wp:inline distT="0" distB="0" distL="0" distR="0" wp14:anchorId="2A0FBBE5" wp14:editId="41D01D53">
+            <wp:extent cx="4348404" cy="3515995"/>
+            <wp:effectExtent l="0" t="0" r="0" b="8255"/>
+            <wp:docPr id="1" name="Рисунок 1" descr="Основы систем класса MRP-MRPII"/>
+            <wp:cNvGraphicFramePr>
+              <a:graphicFrameLocks xmlns:a="http://schemas.openxmlformats.org/drawingml/2006/main" noChangeAspect="1"/>
+            </wp:cNvGraphicFramePr>
+            <a:graphic xmlns:a="http://schemas.openxmlformats.org/drawingml/2006/main">
+              <a:graphicData uri="http://schemas.openxmlformats.org/drawingml/2006/picture">
+                <pic:pic xmlns:pic="http://schemas.openxmlformats.org/drawingml/2006/picture">
+                  <pic:nvPicPr>
+                    <pic:cNvPr id="0" name="Picture 1" descr="Основы систем класса MRP-MRPII"/>
+                    <pic:cNvPicPr>
+                      <a:picLocks noChangeAspect="1" noChangeArrowheads="1"/>
+                    </pic:cNvPicPr>
+                  </pic:nvPicPr>
+                  <pic:blipFill>
+                    <a:blip r:embed="rId8">
+                      <a:extLst>
+                        <a:ext uri="{28A0092B-C50C-407E-A947-70E740481C1C}">
+                          <a14:useLocalDpi xmlns:a14="http://schemas.microsoft.com/office/drawing/2010/main" val="0"/>
+                        </a:ext>
+                      </a:extLst>
+                    </a:blip>
+                    <a:srcRect/>
+                    <a:stretch>
+                      <a:fillRect/>
+                    </a:stretch>
+                  </pic:blipFill>
+                  <pic:spPr bwMode="auto">
+                    <a:xfrm>
+                      <a:off x="0" y="0"/>
+                      <a:ext cx="4357210" cy="3523115"/>
+                    </a:xfrm>
+                    <a:prstGeom prst="rect">
+                      <a:avLst/>
+                    </a:prstGeom>
+                    <a:noFill/>
+                    <a:ln>
+                      <a:noFill/>
+                    </a:ln>
+                  </pic:spPr>
+                </pic:pic>
+              </a:graphicData>
+            </a:graphic>
+          </wp:inline>
+        </w:drawing>
+      </w:r>
+    </w:p>
+    <w:p>
+      <w:pPr>
+        <w:pStyle w:val="af3"/>
+        <w:jc w:val="left"/>
+        <w:rPr>
+          <w:i w:val="0"/>
+          <w:iCs w:val="0"/>
+        </w:rPr>
+      </w:pPr>
+      <w:r>
+        <w:rPr>
+          <w:i w:val="0"/>
+          <w:iCs w:val="0"/>
+        </w:rPr>
+        <w:t xml:space="preserve">Рисунок </w:t>
+      </w:r>
+      <w:r>
+        <w:rPr>
+          <w:i w:val="0"/>
+          <w:iCs w:val="0"/>
+        </w:rPr>
+        <w:fldChar w:fldCharType="begin"/>
+      </w:r>
+      <w:r>
+        <w:rPr>
+          <w:i w:val="0"/>
+          <w:iCs w:val="0"/>
+        </w:rPr>
+        <w:instrText xml:space="preserve"> SEQ Рисунок \* ARABIC </w:instrText>
+      </w:r>
+      <w:r>
+        <w:rPr>
+          <w:i w:val="0"/>
+          <w:iCs w:val="0"/>
+        </w:rPr>
+        <w:fldChar w:fldCharType="separate"/>
+      </w:r>
+      <w:r>
+        <w:rPr>
+          <w:i w:val="0"/>
+          <w:iCs w:val="0"/>
+          <w:noProof/>
+        </w:rPr>
+        <w:t>1</w:t>
+      </w:r>
+      <w:r>
+        <w:rPr>
+          <w:i w:val="0"/>
+          <w:iCs w:val="0"/>
+        </w:rPr>
+        <w:fldChar w:fldCharType="end"/>
+      </w:r>
+      <w:r>
+        <w:rPr>
+          <w:i w:val="0"/>
+          <w:iCs w:val="0"/>
+          <w:noProof/>
+          <w:lang w:val="en-US"/>
+        </w:rPr>
+        <w:t xml:space="preserve"> </w:t>
+      </w:r>
+      <w:r>
+        <w:rPr>
+          <w:i w:val="0"/>
+          <w:iCs w:val="0"/>
+          <w:noProof/>
+        </w:rPr>
+        <w:t xml:space="preserve">Пример </w:t>
+      </w:r>
+      <w:r>
+        <w:rPr>
+          <w:i w:val="0"/>
+          <w:iCs w:val="0"/>
+          <w:noProof/>
+          <w:lang w:val="en-US"/>
+        </w:rPr>
+        <w:t xml:space="preserve">MRP </w:t>
+      </w:r>
+      <w:r>
+        <w:rPr>
+          <w:i w:val="0"/>
+          <w:iCs w:val="0"/>
+          <w:noProof/>
+        </w:rPr>
+        <w:t>системы</w:t>
+      </w:r>
+    </w:p>
+    <w:p>
+      <w:r>
+        <w:t xml:space="preserve">Методология MRP появилась в начале 1960-х годов как результат развития вычислительной техники и необходимости обрабатывать большие объёмы данных для планирования производства. До этого для управления запасами применялись более простые методы, такие как экономичный размер заказа (EOQ) или метод точки повторного заказа. С внедрением компьютеров </w:t>
+      </w:r>
+      <w:r>
+        <w:lastRenderedPageBreak/>
+        <w:t>появилась возможность автоматизировать расчёты потребности в материалах, что обеспечило предприятиям более точное планирование и сокращение избыточных запасов.</w:t>
       </w:r>
     </w:p>
     <w:p>
@@ -2500,23 +2590,7 @@
         <w:t>Р</w:t>
       </w:r>
       <w:r>
-        <w:t xml:space="preserve">асчёт потребности в материалах на основе планов производства и структуры изделия (BOM — Bill </w:t>
-      </w:r>
-      <w:proofErr w:type="spellStart"/>
-      <w:r>
-        <w:t>of</w:t>
-      </w:r>
-      <w:proofErr w:type="spellEnd"/>
-      <w:r>
-        <w:t xml:space="preserve"> </w:t>
-      </w:r>
-      <w:proofErr w:type="spellStart"/>
-      <w:r>
-        <w:t>Materials</w:t>
-      </w:r>
-      <w:proofErr w:type="spellEnd"/>
-      <w:r>
-        <w:t>)</w:t>
+        <w:t>асчёт потребности в материалах на основе планов производства и структуры изделия (BOM — Bill of Materials)</w:t>
       </w:r>
     </w:p>
     <w:p>
@@ -2551,71 +2625,43 @@
     </w:p>
     <w:p>
       <w:r>
-        <w:t xml:space="preserve">MRP существенно улучшило управление материальными ресурсами предприятия, позволив сократить уровни запасов при одновременном снижении задержек в производстве. Однако сама методология была </w:t>
-      </w:r>
+        <w:t>MRP существенно улучшило управление материальными ресурсами предприятия, позволив сократить уровни запасов при одновременном снижении задержек в производстве. Однако сама методология была ориентирована преимущественно на материальные ресурсы и не охватывала другие значимые ресурсы, такие как рабочая сила, оборудование и финансовые потоки, что со временем стало ограничивать её эффективность в условиях комплексного управления предприятием</w:t>
+      </w:r>
+      <w:r>
+        <w:rPr>
+          <w:highlight w:val="yellow"/>
+        </w:rPr>
+        <w:t>.</w:t>
+      </w:r>
+      <w:r>
+        <w:rPr>
+          <w:highlight w:val="yellow"/>
+        </w:rPr>
+        <w:t>[3 wikipedia]</w:t>
+      </w:r>
+    </w:p>
+    <w:p>
+      <w:r>
+        <w:t>Развитие и усложнение производственных процессов в 1970-1980-е годы потребовали расширения возможностей MRP. В результате возникла методология MRP II (Manufacturing Resource Planning), которая представляет собой более широкую концепцию планирования ресурсов производства компании: она включает операционное и финансовое планирование, управление заказами, ресурсами оборудования и персонала, а также моделирование производственных процессов. MRP II стала логическим продолжением MRP, расширив охват ресурсов предприятия и интегрировав в единый процесс планирования.</w:t>
+      </w:r>
+    </w:p>
+    <w:p>
+      <w:r>
+        <w:rPr>
+          <w:lang w:val="en-US"/>
+        </w:rPr>
+        <w:t>MRP</w:t>
+      </w:r>
+      <w:r>
+        <w:t xml:space="preserve"> системы использовались в компаниях разных отраслях у которых была потребность в повышении эффективности складских помещений и уменьшении затрат на закупку. Использование MRP привело к </w:t>
+      </w:r>
+      <w:r>
+        <w:t>переходу от ручных Excel-таблиц на специализированное ПО, что позволило увеличивать объёмы производства без пропорционального роста административных затрат.</w:t>
+      </w:r>
+    </w:p>
+    <w:p>
       <w:r>
         <w:lastRenderedPageBreak/>
-        <w:t xml:space="preserve">ориентирована преимущественно на материальные ресурсы и не охватывала другие значимые ресурсы, такие как рабочая сила, оборудование и финансовые потоки, что со временем стало ограничивать её эффективность в условиях комплексного управления </w:t>
-      </w:r>
-      <w:proofErr w:type="gramStart"/>
-      <w:r>
-        <w:t>предприятием</w:t>
-      </w:r>
-      <w:r>
-        <w:rPr>
-          <w:highlight w:val="yellow"/>
-        </w:rPr>
-        <w:t>.</w:t>
-      </w:r>
-      <w:r>
-        <w:rPr>
-          <w:highlight w:val="yellow"/>
-        </w:rPr>
-        <w:t>[</w:t>
-      </w:r>
-      <w:proofErr w:type="gramEnd"/>
-      <w:r>
-        <w:rPr>
-          <w:highlight w:val="yellow"/>
-        </w:rPr>
-        <w:t xml:space="preserve">3 </w:t>
-      </w:r>
-      <w:proofErr w:type="spellStart"/>
-      <w:r>
-        <w:rPr>
-          <w:highlight w:val="yellow"/>
-        </w:rPr>
-        <w:t>wikipedia</w:t>
-      </w:r>
-      <w:proofErr w:type="spellEnd"/>
-      <w:r>
-        <w:rPr>
-          <w:highlight w:val="yellow"/>
-        </w:rPr>
-        <w:t>]</w:t>
-      </w:r>
-    </w:p>
-    <w:p>
-      <w:r>
-        <w:t>Развитие и усложнение производственных процессов в 1970-1980-е годы потребовали расширения возможностей MRP. В результате возникла методология MRP II (Manufacturing Resource Planning), которая представляет собой более широкую концепцию планирования ресурсов производства компании: она включает операционное и финансовое планирование, управление заказами, ресурсами оборудования и персонала, а также моделирование производственных процессов. MRP II стала логическим продолжением MRP, расширив охват ресурсов предприятия и интегрировав в единый процесс планирования.</w:t>
-      </w:r>
-    </w:p>
-    <w:p>
-      <w:r>
-        <w:rPr>
-          <w:lang w:val="en-US"/>
-        </w:rPr>
-        <w:t>MRP</w:t>
-      </w:r>
-      <w:r>
-        <w:t xml:space="preserve"> системы использовались в компаниях разных отраслях у которых была потребность в повышении эффективности складских помещений и уменьшении затрат на закупку. Использование MRP привело к </w:t>
-      </w:r>
-      <w:r>
-        <w:t>переходу от ручных Excel-таблиц на специализированное ПО, что позволило увеличивать объёмы производства без пропорционального роста административных затрат.</w:t>
-      </w:r>
-    </w:p>
-    <w:p>
-      <w:r>
         <w:t>Таким образом, методология MRP стала первой частью эволюции корпоративных систем управления, сосредоточив внимание на материальных потребностях, и заложила основу для развития более комплексных систем, охватывающих все ресурсы предприятия.</w:t>
       </w:r>
     </w:p>
@@ -2652,22 +2698,733 @@
         <w:br w:type="page"/>
       </w:r>
     </w:p>
-    <w:p/>
     <w:p>
       <w:pPr>
         <w:pStyle w:val="1"/>
       </w:pPr>
       <w:bookmarkStart w:id="2" w:name="_Toc223289580"/>
       <w:r>
+        <w:lastRenderedPageBreak/>
         <w:t>Эволюция MRP II и формирование концепции ERP</w:t>
       </w:r>
       <w:bookmarkEnd w:id="2"/>
+    </w:p>
+    <w:p>
+      <w:r>
+        <w:t xml:space="preserve">Развитие производственных </w:t>
+      </w:r>
+      <w:r>
+        <w:t xml:space="preserve">процессов и усложнение задач управления материальными ресурсами </w:t>
+      </w:r>
+      <w:r>
+        <w:t xml:space="preserve">потребовало </w:t>
+      </w:r>
+      <w:r>
+        <w:t>расширить функциональные возможности классической методологии MRP. Это привело к формированию методологии MRP II</w:t>
+      </w:r>
+      <w:r>
+        <w:t>.</w:t>
+      </w:r>
+    </w:p>
+    <w:p>
+      <w:r>
+        <w:t>MRP II (</w:t>
+      </w:r>
+      <w:r>
+        <w:rPr>
+          <w:lang w:val="en-US"/>
+        </w:rPr>
+        <w:t>M</w:t>
+      </w:r>
+      <w:r>
+        <w:t xml:space="preserve">anufacturing </w:t>
+      </w:r>
+      <w:r>
+        <w:rPr>
+          <w:lang w:val="en-US"/>
+        </w:rPr>
+        <w:t>R</w:t>
+      </w:r>
+      <w:r>
+        <w:t xml:space="preserve">esource </w:t>
+      </w:r>
+      <w:r>
+        <w:rPr>
+          <w:lang w:val="en-US"/>
+        </w:rPr>
+        <w:t>P</w:t>
+      </w:r>
+      <w:r>
+        <w:t>lanning</w:t>
+      </w:r>
+      <w:r>
+        <w:t>,</w:t>
+      </w:r>
+      <w:r>
+        <w:t xml:space="preserve"> планирование производственных ресурсов) </w:t>
+      </w:r>
+      <w:r>
+        <w:t>-</w:t>
+      </w:r>
+      <w:r>
+        <w:t xml:space="preserve"> стратегия производственного планирования, обеспечивающая как операционное, так и финансовое планирование производства, обеспечивающая более широкий охват ресурсов предприятия</w:t>
+      </w:r>
+      <w:r>
+        <w:t xml:space="preserve"> (</w:t>
+      </w:r>
+      <w:r>
+        <w:t>планирование не только в материальном, но и в денежном выражении</w:t>
+      </w:r>
+      <w:r>
+        <w:t xml:space="preserve">). </w:t>
+      </w:r>
+      <w:r>
+        <w:t xml:space="preserve"> </w:t>
+      </w:r>
+      <w:r>
+        <w:t>[</w:t>
+      </w:r>
+      <w:r>
+        <w:rPr>
+          <w:highlight w:val="yellow"/>
+        </w:rPr>
+        <w:t xml:space="preserve">2 </w:t>
+      </w:r>
+      <w:r>
+        <w:rPr>
+          <w:highlight w:val="yellow"/>
+          <w:lang w:val="en-US"/>
+        </w:rPr>
+        <w:t>MRP</w:t>
+      </w:r>
+      <w:r>
+        <w:rPr>
+          <w:highlight w:val="yellow"/>
+        </w:rPr>
+        <w:t xml:space="preserve"> </w:t>
+      </w:r>
+      <w:r>
+        <w:rPr>
+          <w:highlight w:val="yellow"/>
+          <w:lang w:val="en-US"/>
+        </w:rPr>
+        <w:t>II</w:t>
+      </w:r>
+      <w:r>
+        <w:rPr>
+          <w:highlight w:val="yellow"/>
+        </w:rPr>
+        <w:t xml:space="preserve"> </w:t>
+      </w:r>
+      <w:r>
+        <w:rPr>
+          <w:highlight w:val="yellow"/>
+          <w:lang w:val="en-US"/>
+        </w:rPr>
+        <w:t>Wiki</w:t>
+      </w:r>
+      <w:r>
+        <w:t>]</w:t>
+      </w:r>
+    </w:p>
+    <w:p>
+      <w:r>
+        <w:t>Методология MRP II является стратегией производственного планирования, обеспечивающей интеграцию основных элементов производственного процесса. Основная цель MRP II — не только рассчитать потребность в материалах, но и обеспечить эффективное использование всех ресурсов предприятия (сырьё, оборудование, рабочая сила), а также учитывать финансовые аспекты производства. Эта методология реализуется через комплекс систем и управленческих практик, которые объединяют данные с различных подразделений предприятия для формирования согласованного плана производства.</w:t>
+      </w:r>
     </w:p>
     <w:p>
       <w:pPr>
         <w:spacing w:after="160" w:line="259" w:lineRule="auto"/>
         <w:ind w:firstLine="0"/>
-      </w:pPr>
+        <w:jc w:val="left"/>
+      </w:pPr>
+      <w:r>
+        <w:br w:type="page"/>
+      </w:r>
+    </w:p>
+    <w:p>
+      <w:r>
+        <w:lastRenderedPageBreak/>
+        <w:t>Важным аспектом развития MRP II стало внедрение модульных информационных систем, которые позволяют предприятиям обрабатывать данные по различным областям деятельности, включая планирование производства, управление запасами, учёт заказов и логистику. Это позволило предприятиям получить более полную картину производственной деятельности и повысить точность планирования.</w:t>
+      </w:r>
+    </w:p>
+    <w:p>
+      <w:pPr>
+        <w:keepNext/>
+        <w:spacing w:after="160" w:line="259" w:lineRule="auto"/>
+        <w:ind w:firstLine="708"/>
+        <w:jc w:val="left"/>
+      </w:pPr>
+      <w:r>
+        <w:rPr>
+          <w:noProof/>
+        </w:rPr>
+        <w:drawing>
+          <wp:inline distT="0" distB="0" distL="0" distR="0" wp14:anchorId="19639F28" wp14:editId="67089506">
+            <wp:extent cx="4652007" cy="2095500"/>
+            <wp:effectExtent l="0" t="0" r="0" b="0"/>
+            <wp:docPr id="2" name="Рисунок 2"/>
+            <wp:cNvGraphicFramePr>
+              <a:graphicFrameLocks xmlns:a="http://schemas.openxmlformats.org/drawingml/2006/main" noChangeAspect="1"/>
+            </wp:cNvGraphicFramePr>
+            <a:graphic xmlns:a="http://schemas.openxmlformats.org/drawingml/2006/main">
+              <a:graphicData uri="http://schemas.openxmlformats.org/drawingml/2006/picture">
+                <pic:pic xmlns:pic="http://schemas.openxmlformats.org/drawingml/2006/picture">
+                  <pic:nvPicPr>
+                    <pic:cNvPr id="2" name="Рисунок 2"/>
+                    <pic:cNvPicPr>
+                      <a:picLocks noChangeAspect="1" noChangeArrowheads="1"/>
+                    </pic:cNvPicPr>
+                  </pic:nvPicPr>
+                  <pic:blipFill>
+                    <a:blip r:embed="rId9">
+                      <a:extLst>
+                        <a:ext uri="{28A0092B-C50C-407E-A947-70E740481C1C}">
+                          <a14:useLocalDpi xmlns:a14="http://schemas.microsoft.com/office/drawing/2010/main" val="0"/>
+                        </a:ext>
+                      </a:extLst>
+                    </a:blip>
+                    <a:stretch>
+                      <a:fillRect/>
+                    </a:stretch>
+                  </pic:blipFill>
+                  <pic:spPr bwMode="auto">
+                    <a:xfrm>
+                      <a:off x="0" y="0"/>
+                      <a:ext cx="4742082" cy="2136074"/>
+                    </a:xfrm>
+                    <a:prstGeom prst="rect">
+                      <a:avLst/>
+                    </a:prstGeom>
+                    <a:noFill/>
+                    <a:ln>
+                      <a:noFill/>
+                    </a:ln>
+                  </pic:spPr>
+                </pic:pic>
+              </a:graphicData>
+            </a:graphic>
+          </wp:inline>
+        </w:drawing>
+      </w:r>
+    </w:p>
+    <w:p>
+      <w:pPr>
+        <w:pStyle w:val="af3"/>
+        <w:rPr>
+          <w:i w:val="0"/>
+          <w:iCs w:val="0"/>
+        </w:rPr>
+      </w:pPr>
+      <w:r>
+        <w:rPr>
+          <w:i w:val="0"/>
+          <w:iCs w:val="0"/>
+        </w:rPr>
+        <w:t xml:space="preserve">Рисунок </w:t>
+      </w:r>
+      <w:r>
+        <w:rPr>
+          <w:i w:val="0"/>
+          <w:iCs w:val="0"/>
+        </w:rPr>
+        <w:fldChar w:fldCharType="begin"/>
+      </w:r>
+      <w:r>
+        <w:rPr>
+          <w:i w:val="0"/>
+          <w:iCs w:val="0"/>
+        </w:rPr>
+        <w:instrText xml:space="preserve"> SEQ Рисунок \* ARABIC </w:instrText>
+      </w:r>
+      <w:r>
+        <w:rPr>
+          <w:i w:val="0"/>
+          <w:iCs w:val="0"/>
+        </w:rPr>
+        <w:fldChar w:fldCharType="separate"/>
+      </w:r>
+      <w:r>
+        <w:rPr>
+          <w:i w:val="0"/>
+          <w:iCs w:val="0"/>
+          <w:noProof/>
+        </w:rPr>
+        <w:t>2</w:t>
+      </w:r>
+      <w:r>
+        <w:rPr>
+          <w:i w:val="0"/>
+          <w:iCs w:val="0"/>
+        </w:rPr>
+        <w:fldChar w:fldCharType="end"/>
+      </w:r>
+      <w:r>
+        <w:rPr>
+          <w:i w:val="0"/>
+          <w:iCs w:val="0"/>
+        </w:rPr>
+        <w:t xml:space="preserve"> </w:t>
+      </w:r>
+      <w:r>
+        <w:rPr>
+          <w:i w:val="0"/>
+          <w:iCs w:val="0"/>
+        </w:rPr>
+        <w:t>Пример системы</w:t>
+      </w:r>
+      <w:r>
+        <w:rPr>
+          <w:i w:val="0"/>
+          <w:iCs w:val="0"/>
+        </w:rPr>
+        <w:t xml:space="preserve"> </w:t>
+      </w:r>
+      <w:r>
+        <w:rPr>
+          <w:i w:val="0"/>
+          <w:iCs w:val="0"/>
+          <w:lang w:val="en-US"/>
+        </w:rPr>
+        <w:t>M</w:t>
+      </w:r>
+      <w:r>
+        <w:rPr>
+          <w:i w:val="0"/>
+          <w:iCs w:val="0"/>
+          <w:lang w:val="en-US"/>
+        </w:rPr>
+        <w:t>RP</w:t>
+      </w:r>
+      <w:r>
+        <w:rPr>
+          <w:i w:val="0"/>
+          <w:iCs w:val="0"/>
+        </w:rPr>
+        <w:t xml:space="preserve"> </w:t>
+      </w:r>
+      <w:r>
+        <w:rPr>
+          <w:i w:val="0"/>
+          <w:iCs w:val="0"/>
+          <w:lang w:val="en-US"/>
+        </w:rPr>
+        <w:t>II</w:t>
+      </w:r>
+    </w:p>
+    <w:p>
+      <w:r>
+        <w:t xml:space="preserve">Переход от MRP II к более широким корпоративным системам управления произошёл в конце 1980-х </w:t>
+      </w:r>
+      <w:r>
+        <w:t>-</w:t>
+      </w:r>
+      <w:r>
+        <w:t xml:space="preserve"> начале 1990-х годов, когда аналитики и разработчики программного обеспечения начали использовать термин ERP</w:t>
+      </w:r>
+      <w:r>
+        <w:t>.</w:t>
+      </w:r>
+    </w:p>
+    <w:p>
+      <w:r>
+        <w:t>ERP (</w:t>
+      </w:r>
+      <w:r>
+        <w:t>E</w:t>
+      </w:r>
+      <w:r>
+        <w:t xml:space="preserve">nterprise </w:t>
+      </w:r>
+      <w:r>
+        <w:t>R</w:t>
+      </w:r>
+      <w:r>
+        <w:t xml:space="preserve">esource </w:t>
+      </w:r>
+      <w:r>
+        <w:t>P</w:t>
+      </w:r>
+      <w:r>
+        <w:t xml:space="preserve">lanning, планирование ресурсов предприятия) </w:t>
+      </w:r>
+      <w:r>
+        <w:t>-</w:t>
+      </w:r>
+      <w:r>
+        <w:t xml:space="preserve"> организационная стратегия интеграции производства и операций, управления трудовыми ресурсами, финансового менеджмента и управления активами, ориентированная на непрерывную балансировку и оптимизацию ресурсов предприятия посредством специализированного интегрированного пакета прикладного программного обеспечения, обеспечивающего общую модель данных и процессов для всех сфер деятельности</w:t>
+      </w:r>
+      <w:r>
+        <w:t>.</w:t>
+      </w:r>
+      <w:r>
+        <w:t xml:space="preserve"> </w:t>
+      </w:r>
+      <w:r>
+        <w:t>[</w:t>
+      </w:r>
+      <w:r>
+        <w:rPr>
+          <w:highlight w:val="yellow"/>
+        </w:rPr>
+        <w:t>1</w:t>
+      </w:r>
+      <w:r>
+        <w:rPr>
+          <w:highlight w:val="yellow"/>
+          <w:lang w:val="en-US"/>
+        </w:rPr>
+        <w:t>ERP</w:t>
+      </w:r>
+      <w:r>
+        <w:t>]</w:t>
+      </w:r>
+    </w:p>
+    <w:p>
+      <w:r>
+        <w:t xml:space="preserve">Основной задачей ERP-систем является управление и автоматизация всех основных функций организации </w:t>
+      </w:r>
+      <w:r>
+        <w:t>-</w:t>
+      </w:r>
+      <w:r>
+        <w:t xml:space="preserve"> от финансового и бухгалтерского учёта до управления складом, продажами, кадрами и цепочками поставок </w:t>
+      </w:r>
+      <w:r>
+        <w:t>-</w:t>
+      </w:r>
+      <w:r>
+        <w:t xml:space="preserve"> с использованием централизованной базы данных.</w:t>
+      </w:r>
+    </w:p>
+    <w:p>
+      <w:pPr>
+        <w:keepNext/>
+      </w:pPr>
+      <w:r>
+        <w:rPr>
+          <w:noProof/>
+        </w:rPr>
+        <w:lastRenderedPageBreak/>
+        <w:drawing>
+          <wp:inline distT="0" distB="0" distL="0" distR="0" wp14:anchorId="4F23174F" wp14:editId="1B17A474">
+            <wp:extent cx="3667125" cy="4851083"/>
+            <wp:effectExtent l="0" t="0" r="0" b="6985"/>
+            <wp:docPr id="3" name="Рисунок 3"/>
+            <wp:cNvGraphicFramePr>
+              <a:graphicFrameLocks xmlns:a="http://schemas.openxmlformats.org/drawingml/2006/main" noChangeAspect="1"/>
+            </wp:cNvGraphicFramePr>
+            <a:graphic xmlns:a="http://schemas.openxmlformats.org/drawingml/2006/main">
+              <a:graphicData uri="http://schemas.openxmlformats.org/drawingml/2006/picture">
+                <pic:pic xmlns:pic="http://schemas.openxmlformats.org/drawingml/2006/picture">
+                  <pic:nvPicPr>
+                    <pic:cNvPr id="0" name="Picture 2"/>
+                    <pic:cNvPicPr>
+                      <a:picLocks noChangeAspect="1" noChangeArrowheads="1"/>
+                    </pic:cNvPicPr>
+                  </pic:nvPicPr>
+                  <pic:blipFill>
+                    <a:blip r:embed="rId10">
+                      <a:extLst>
+                        <a:ext uri="{28A0092B-C50C-407E-A947-70E740481C1C}">
+                          <a14:useLocalDpi xmlns:a14="http://schemas.microsoft.com/office/drawing/2010/main" val="0"/>
+                        </a:ext>
+                      </a:extLst>
+                    </a:blip>
+                    <a:srcRect/>
+                    <a:stretch>
+                      <a:fillRect/>
+                    </a:stretch>
+                  </pic:blipFill>
+                  <pic:spPr bwMode="auto">
+                    <a:xfrm>
+                      <a:off x="0" y="0"/>
+                      <a:ext cx="3668234" cy="4852550"/>
+                    </a:xfrm>
+                    <a:prstGeom prst="rect">
+                      <a:avLst/>
+                    </a:prstGeom>
+                    <a:noFill/>
+                  </pic:spPr>
+                </pic:pic>
+              </a:graphicData>
+            </a:graphic>
+          </wp:inline>
+        </w:drawing>
+      </w:r>
+    </w:p>
+    <w:p>
+      <w:pPr>
+        <w:pStyle w:val="af3"/>
+        <w:rPr>
+          <w:i w:val="0"/>
+          <w:iCs w:val="0"/>
+        </w:rPr>
+      </w:pPr>
+      <w:r>
+        <w:rPr>
+          <w:i w:val="0"/>
+          <w:iCs w:val="0"/>
+        </w:rPr>
+        <w:t xml:space="preserve">Рисунок </w:t>
+      </w:r>
+      <w:r>
+        <w:rPr>
+          <w:i w:val="0"/>
+          <w:iCs w:val="0"/>
+        </w:rPr>
+        <w:fldChar w:fldCharType="begin"/>
+      </w:r>
+      <w:r>
+        <w:rPr>
+          <w:i w:val="0"/>
+          <w:iCs w:val="0"/>
+        </w:rPr>
+        <w:instrText xml:space="preserve"> SEQ Рисунок \* ARABIC </w:instrText>
+      </w:r>
+      <w:r>
+        <w:rPr>
+          <w:i w:val="0"/>
+          <w:iCs w:val="0"/>
+        </w:rPr>
+        <w:fldChar w:fldCharType="separate"/>
+      </w:r>
+      <w:r>
+        <w:rPr>
+          <w:i w:val="0"/>
+          <w:iCs w:val="0"/>
+          <w:noProof/>
+        </w:rPr>
+        <w:t>3</w:t>
+      </w:r>
+      <w:r>
+        <w:rPr>
+          <w:i w:val="0"/>
+          <w:iCs w:val="0"/>
+        </w:rPr>
+        <w:fldChar w:fldCharType="end"/>
+      </w:r>
+      <w:r>
+        <w:rPr>
+          <w:i w:val="0"/>
+          <w:iCs w:val="0"/>
+        </w:rPr>
+        <w:t xml:space="preserve"> Пример структуры</w:t>
+      </w:r>
+      <w:r>
+        <w:rPr>
+          <w:i w:val="0"/>
+          <w:iCs w:val="0"/>
+        </w:rPr>
+        <w:t xml:space="preserve"> системы</w:t>
+      </w:r>
+      <w:r>
+        <w:rPr>
+          <w:i w:val="0"/>
+          <w:iCs w:val="0"/>
+        </w:rPr>
+        <w:t xml:space="preserve"> </w:t>
+      </w:r>
+      <w:r>
+        <w:rPr>
+          <w:i w:val="0"/>
+          <w:iCs w:val="0"/>
+          <w:lang w:val="en-US"/>
+        </w:rPr>
+        <w:t>ERP</w:t>
+      </w:r>
+    </w:p>
+    <w:p>
+      <w:pPr>
+        <w:rPr>
+          <w:lang w:val="en-US"/>
+        </w:rPr>
+      </w:pPr>
+      <w:r>
+        <w:t>Концепция ERP возникла как логическое расширение MRP II, поскольку она включала управление всеми ресурсами предприятия, а не только производственными. В ERP-системах модульный принцип позволяет предприятиям объединять информацию из различных функциональных областей в одной системе, обеспечивая непрерывный информационный поток между подразделениями и повышая качество управленческих решений.</w:t>
+      </w:r>
+    </w:p>
+    <w:p>
+      <w:r>
+        <w:t>Методология MRP II стала следующим этапом развития MRP, расширив область планирования ресурсов за пределы материальных запасов и включив в себя другие ключевые элементы производственной деятельности. На основе MRP II возникли ERP-системы, обеспечивающие комплексную автоматизацию управления всеми ресурсами предприятия за счёт интеграции функциональных модулей и централизованной базы данных.</w:t>
+      </w:r>
+      <w:r>
+        <w:br w:type="page"/>
+      </w:r>
+    </w:p>
+    <w:p>
+      <w:pPr>
+        <w:pStyle w:val="1"/>
+        <w:jc w:val="left"/>
+      </w:pPr>
+      <w:r>
+        <w:rPr>
+          <w:lang w:val="en-US"/>
+        </w:rPr>
+        <w:lastRenderedPageBreak/>
+        <w:t>ERP</w:t>
+      </w:r>
+      <w:r>
+        <w:t xml:space="preserve"> </w:t>
+      </w:r>
+      <w:r>
+        <w:t>система на примере 1С: Предприятие</w:t>
+      </w:r>
+    </w:p>
+    <w:p>
+      <w:r>
+        <w:t>ERP-система — это программный комплекс, который объединяет данные и процессы различных областей деятельности, таких как финансы, производство, склад, закупки, продажи, управление персоналом и другие, обеспечивая централизованное управление компанией и принятие управленческих решений на основе единой базы данных.</w:t>
+      </w:r>
+    </w:p>
+    <w:p>
+      <w:r>
+        <w:t>Одним из наиболее распространённых ERP-решений на отечественном рынке является продукт 1C:ERP — ERP-система, разработанная на платформе 1C:Предприятие</w:t>
+      </w:r>
+      <w:r>
+        <w:t xml:space="preserve"> </w:t>
+      </w:r>
+      <w:r>
+        <w:t>и предназначенная для автоматизации управления предприятием. 1C:Предприятие позволяет автоматизировать широкий спектр бизнес-процессов, включая бухгалтерский и финансовый учет, управление запасами, производство, планирование бюджета, управление закупками и продажами, а также CRM- и HR-функции.</w:t>
+      </w:r>
+    </w:p>
+    <w:p/>
+    <w:p>
+      <w:pPr>
+        <w:spacing w:after="160" w:line="259" w:lineRule="auto"/>
+        <w:ind w:firstLine="0"/>
+      </w:pPr>
+      <w:r>
+        <w:t>Принцип работы ERP-системы заключается в следующем:</w:t>
+      </w:r>
+    </w:p>
+    <w:p>
+      <w:pPr>
+        <w:pStyle w:val="ab"/>
+        <w:numPr>
+          <w:ilvl w:val="0"/>
+          <w:numId w:val="6"/>
+        </w:numPr>
+      </w:pPr>
+      <w:r>
+        <w:t xml:space="preserve">ERP объединяет данные всех подразделений предприятия в единой базе </w:t>
+      </w:r>
+      <w:r>
+        <w:t xml:space="preserve">данных, что устраняет </w:t>
+      </w:r>
+      <w:r>
+        <w:t>потерю</w:t>
+      </w:r>
+      <w:r>
+        <w:t xml:space="preserve"> информации и снижает </w:t>
+      </w:r>
+      <w:r>
+        <w:t>вероятность ошибок, связанных с дублированием и несогласованностью данных</w:t>
+      </w:r>
+    </w:p>
+    <w:p>
+      <w:pPr>
+        <w:pStyle w:val="ab"/>
+        <w:numPr>
+          <w:ilvl w:val="0"/>
+          <w:numId w:val="6"/>
+        </w:numPr>
+      </w:pPr>
+      <w:r>
+        <w:t>Различные модули системы (например, финансы, склад, производство, закупки и др.) взаимодействуют друг с другом в реальном времени, обеспечивая непрерывный обмен данными между отделами</w:t>
+      </w:r>
+    </w:p>
+    <w:p>
+      <w:pPr>
+        <w:pStyle w:val="ab"/>
+        <w:numPr>
+          <w:ilvl w:val="0"/>
+          <w:numId w:val="6"/>
+        </w:numPr>
+      </w:pPr>
+      <w:r>
+        <w:t>ERP-система обеспечивает полный цикл управления ресурсами предприятия, включая планирование, учёт, контроль и аналитическую отчётность</w:t>
+      </w:r>
+    </w:p>
+    <w:p>
+      <w:r>
+        <w:t xml:space="preserve">На практике это означает, что при вводе операции в одной части системы (например, поступлении заказа от клиента) ERP автоматически учитывает последствия этой операции во всех зависимых подсистемах: пересчитываются потребности в материале, обновляются данные складских запасов, формируются финансовые проводки, планируются закупки и так далее. Таким </w:t>
+      </w:r>
+      <w:r>
+        <w:lastRenderedPageBreak/>
+        <w:t>образом, система</w:t>
+      </w:r>
+      <w:r>
+        <w:t xml:space="preserve"> обеспечивает целостность данных и согласованность процессов.</w:t>
+      </w:r>
+    </w:p>
+    <w:p>
+      <w:r>
+        <w:t xml:space="preserve">Основное </w:t>
+      </w:r>
+      <w:r>
+        <w:t>отличие ERP-системы от систем MRP и MRP II заключается в широте охвата автоматизируемых областей. Если MRP и MRP II фокусируются преи</w:t>
+      </w:r>
+      <w:r>
+        <w:t>мущественно на планировании потребности в материалах и ресурсах в рамках производственного процесса, то ERP охватывает все ключевые бизнес-функции предприятия, объединяя управленческий, производственный, финансовый и кадровый компоненты в одной платформе.</w:t>
+      </w:r>
+    </w:p>
+    <w:p>
+      <w:r>
+        <w:t xml:space="preserve">Использование ERP-системы, </w:t>
+      </w:r>
+      <w:r>
+        <w:t>и, в частности,</w:t>
+      </w:r>
+      <w:r>
+        <w:t xml:space="preserve"> 1C:</w:t>
+      </w:r>
+      <w:r>
+        <w:t xml:space="preserve"> </w:t>
+      </w:r>
+      <w:r>
+        <w:t>Предприятие, позволяет предприятиям повысить эффективность управления за счёт централизованного контроля данных, автоматизации рутинных операций, улучшения планирования ресурсов и предоставления управленческой аналитики в реальном времени.</w:t>
+      </w:r>
+    </w:p>
+    <w:p>
+      <w:r>
+        <w:t>Помимо 1C на рынке корпоративных программных продуктов представлены и другие ERP-системы, используемые для комплексного управления предприятием:</w:t>
+      </w:r>
+    </w:p>
+    <w:p>
+      <w:pPr>
+        <w:pStyle w:val="ab"/>
+        <w:numPr>
+          <w:ilvl w:val="0"/>
+          <w:numId w:val="7"/>
+        </w:numPr>
+      </w:pPr>
+      <w:r>
+        <w:t>Oracle ERP — решение с интегрированными возможностями финансового, производственного и операционного управления</w:t>
+      </w:r>
+    </w:p>
+    <w:p>
+      <w:pPr>
+        <w:pStyle w:val="ab"/>
+        <w:numPr>
+          <w:ilvl w:val="0"/>
+          <w:numId w:val="7"/>
+        </w:numPr>
+      </w:pPr>
+      <w:r>
+        <w:t>Microsoft Dynamics 365 — ERP-система с интеграцией CRM и аналитики</w:t>
+      </w:r>
+    </w:p>
+    <w:p>
+      <w:pPr>
+        <w:pStyle w:val="ab"/>
+        <w:numPr>
+          <w:ilvl w:val="0"/>
+          <w:numId w:val="7"/>
+        </w:numPr>
+      </w:pPr>
+      <w:r>
+        <w:t>Галактика ERP — российское ERP-решение для управления ресурсами предприятий разных отраслей</w:t>
+      </w:r>
     </w:p>
     <w:p>
       <w:pPr>
@@ -2739,10 +3496,6 @@
             <w:p>
               <w:pPr>
                 <w:pStyle w:val="ac"/>
-                <w:numPr>
-                  <w:ilvl w:val="0"/>
-                  <w:numId w:val="3"/>
-                </w:numPr>
                 <w:rPr>
                   <w:noProof/>
                   <w:sz w:val="24"/>
@@ -2767,22 +3520,18 @@
                   <w:bCs/>
                   <w:noProof/>
                 </w:rPr>
-                <w:t>habr</w:t>
+                <w:t>ERP</w:t>
               </w:r>
               <w:r>
                 <w:rPr>
                   <w:noProof/>
                 </w:rPr>
-                <w:t xml:space="preserve"> [В Интернете] // Что такое ERP?. - https://habr.com/ru/articles/810741/.</w:t>
+                <w:t xml:space="preserve"> [В Интернете] // Википедия. - https://ru.wikipedia.org/wiki/ERP.</w:t>
               </w:r>
             </w:p>
             <w:p>
               <w:pPr>
                 <w:pStyle w:val="ac"/>
-                <w:numPr>
-                  <w:ilvl w:val="0"/>
-                  <w:numId w:val="3"/>
-                </w:numPr>
                 <w:rPr>
                   <w:noProof/>
                 </w:rPr>
@@ -2793,22 +3542,18 @@
                   <w:bCs/>
                   <w:noProof/>
                 </w:rPr>
-                <w:t>sap</w:t>
+                <w:t>MRP II</w:t>
               </w:r>
               <w:r>
                 <w:rPr>
                   <w:noProof/>
                 </w:rPr>
-                <w:t xml:space="preserve"> [В Интернете] // Что такое планирование потребности в материалах (ППМ)?. - https://www.sap.com/central-asia-caucasus/products/erp/what-is-mrp.html.</w:t>
+                <w:t xml:space="preserve"> [В Интернете] // Википедия. - https://ru.wikipedia.org/wiki/MRP_II.</w:t>
               </w:r>
             </w:p>
             <w:p>
               <w:pPr>
                 <w:pStyle w:val="ac"/>
-                <w:numPr>
-                  <w:ilvl w:val="0"/>
-                  <w:numId w:val="3"/>
-                </w:numPr>
                 <w:rPr>
                   <w:noProof/>
                 </w:rPr>
@@ -2819,7 +3564,7 @@
                   <w:bCs/>
                   <w:noProof/>
                 </w:rPr>
-                <w:t>wikipedia</w:t>
+                <w:t>Википедия</w:t>
               </w:r>
               <w:r>
                 <w:rPr>
@@ -2831,10 +3576,28 @@
             <w:p>
               <w:pPr>
                 <w:pStyle w:val="ac"/>
-                <w:numPr>
-                  <w:ilvl w:val="0"/>
-                  <w:numId w:val="3"/>
-                </w:numPr>
+                <w:rPr>
+                  <w:noProof/>
+                </w:rPr>
+              </w:pPr>
+              <w:r>
+                <w:rPr>
+                  <w:b/>
+                  <w:bCs/>
+                  <w:noProof/>
+                </w:rPr>
+                <w:t>Основы систем класса MRP-MRPII</w:t>
+              </w:r>
+              <w:r>
+                <w:rPr>
+                  <w:noProof/>
+                </w:rPr>
+                <w:t xml:space="preserve"> [В Интернете] // Корпоративный менеджмент. - https://www.cfin.ru/vernikov/mrp/mrpmine.shtml.</w:t>
+              </w:r>
+            </w:p>
+            <w:p>
+              <w:pPr>
+                <w:pStyle w:val="ac"/>
                 <w:rPr>
                   <w:noProof/>
                 </w:rPr>
@@ -2852,6 +3615,72 @@
                   <w:noProof/>
                 </w:rPr>
                 <w:t xml:space="preserve"> [В Интернете] // «КОРУС Консалтинг». - https://korusconsulting.ru/infohub/mrp-sistemy-upravlenie-proizvodstvennymi-resursami/.</w:t>
+              </w:r>
+            </w:p>
+            <w:p>
+              <w:pPr>
+                <w:pStyle w:val="ac"/>
+                <w:rPr>
+                  <w:noProof/>
+                </w:rPr>
+              </w:pPr>
+              <w:r>
+                <w:rPr>
+                  <w:b/>
+                  <w:bCs/>
+                  <w:noProof/>
+                </w:rPr>
+                <w:t>Управления промышленными предприятиями в стандарте MRP II</w:t>
+              </w:r>
+              <w:r>
+                <w:rPr>
+                  <w:noProof/>
+                </w:rPr>
+                <w:t xml:space="preserve"> [В Интернете] // Корпоративный менеджмент.</w:t>
+              </w:r>
+            </w:p>
+            <w:p>
+              <w:pPr>
+                <w:pStyle w:val="ac"/>
+                <w:rPr>
+                  <w:noProof/>
+                </w:rPr>
+              </w:pPr>
+              <w:r>
+                <w:rPr>
+                  <w:b/>
+                  <w:bCs/>
+                  <w:noProof/>
+                </w:rPr>
+                <w:t>Что такое ERP?</w:t>
+              </w:r>
+              <w:r>
+                <w:rPr>
+                  <w:noProof/>
+                </w:rPr>
+                <w:t xml:space="preserve"> [В Интернете] // habr. - https://habr.com/ru/articles/810741/.</w:t>
+              </w:r>
+            </w:p>
+            <w:p>
+              <w:pPr>
+                <w:pStyle w:val="ac"/>
+                <w:rPr>
+                  <w:noProof/>
+                </w:rPr>
+              </w:pPr>
+              <w:r>
+                <w:rPr>
+                  <w:b/>
+                  <w:bCs/>
+                  <w:noProof/>
+                </w:rPr>
+                <w:t>Что такое планирование потребности в материалах (ППМ)?</w:t>
+              </w:r>
+              <w:r>
+                <w:rPr>
+                  <w:noProof/>
+                </w:rPr>
+                <w:t xml:space="preserve"> [В Интернете] // sap . - https://www.sap.com/central-asia-caucasus/products/erp/what-is-mrp.html.</w:t>
               </w:r>
             </w:p>
             <w:p>
@@ -2933,6 +3762,178 @@
 <file path=word/numbering.xml><?xml version="1.0" encoding="utf-8"?>
 <w:numbering xmlns:wpc="http://schemas.microsoft.com/office/word/2010/wordprocessingCanvas" xmlns:cx="http://schemas.microsoft.com/office/drawing/2014/chartex" xmlns:cx1="http://schemas.microsoft.com/office/drawing/2015/9/8/chartex" xmlns:cx2="http://schemas.microsoft.com/office/drawing/2015/10/21/chartex" xmlns:cx3="http://schemas.microsoft.com/office/drawing/2016/5/9/chartex" xmlns:cx4="http://schemas.microsoft.com/office/drawing/2016/5/10/chartex" xmlns:cx5="http://schemas.microsoft.com/office/drawing/2016/5/11/chartex" xmlns:cx6="http://schemas.microsoft.com/office/drawing/2016/5/12/chartex" xmlns:cx7="http://schemas.microsoft.com/office/drawing/2016/5/13/chartex" xmlns:cx8="http://schemas.microsoft.com/office/drawing/2016/5/14/chartex" xmlns:mc="http://schemas.openxmlformats.org/markup-compatibility/2006" xmlns:aink="http://schemas.microsoft.com/office/drawing/2016/ink" xmlns:am3d="http://schemas.microsoft.com/office/drawing/2017/model3d" xmlns:o="urn:schemas-microsoft-com:office:office" xmlns:r="http://schemas.openxmlformats.org/officeDocument/2006/relationships" xmlns:m="http://schemas.openxmlformats.org/officeDocument/2006/math" xmlns:v="urn:schemas-microsoft-com:vml" xmlns:wp14="http://schemas.microsoft.com/office/word/2010/wordprocessingDrawing" xmlns:wp="http://schemas.openxmlformats.org/drawingml/2006/wordprocessingDrawing" xmlns:w10="urn:schemas-microsoft-com:office:word" xmlns:w="http://schemas.openxmlformats.org/wordprocessingml/2006/main" xmlns:w14="http://schemas.microsoft.com/office/word/2010/wordml" xmlns:w15="http://schemas.microsoft.com/office/word/2012/wordml" xmlns:w16cex="http://schemas.microsoft.com/office/word/2018/wordml/cex" xmlns:w16cid="http://schemas.microsoft.com/office/word/2016/wordml/cid" xmlns:w16="http://schemas.microsoft.com/office/word/2018/wordml" xmlns:w16sdtdh="http://schemas.microsoft.com/office/word/2020/wordml/sdtdatahash" xmlns:w16se="http://schemas.microsoft.com/office/word/2015/wordml/symex" xmlns:wpg="http://schemas.microsoft.com/office/word/2010/wordprocessingGroup" xmlns:wpi="http://schemas.microsoft.com/office/word/2010/wordprocessingInk" xmlns:wne="http://schemas.microsoft.com/office/word/2006/wordml" xmlns:wps="http://schemas.microsoft.com/office/word/2010/wordprocessingShape" mc:Ignorable="w14 w15 w16se w16cid w16 w16cex w16sdtdh wp14">
   <w:abstractNum w:abstractNumId="0" w15:restartNumberingAfterBreak="0">
+    <w:nsid w:val="01AD7B64"/>
+    <w:multiLevelType w:val="hybridMultilevel"/>
+    <w:tmpl w:val="EA241864"/>
+    <w:lvl w:ilvl="0" w:tplc="0419000F">
+      <w:start w:val="1"/>
+      <w:numFmt w:val="decimal"/>
+      <w:lvlText w:val="%1."/>
+      <w:lvlJc w:val="left"/>
+      <w:pPr>
+        <w:ind w:left="360" w:hanging="360"/>
+      </w:pPr>
+    </w:lvl>
+    <w:lvl w:ilvl="1" w:tplc="04190019" w:tentative="1">
+      <w:start w:val="1"/>
+      <w:numFmt w:val="lowerLetter"/>
+      <w:lvlText w:val="%2."/>
+      <w:lvlJc w:val="left"/>
+      <w:pPr>
+        <w:ind w:left="1080" w:hanging="360"/>
+      </w:pPr>
+    </w:lvl>
+    <w:lvl w:ilvl="2" w:tplc="0419001B" w:tentative="1">
+      <w:start w:val="1"/>
+      <w:numFmt w:val="lowerRoman"/>
+      <w:lvlText w:val="%3."/>
+      <w:lvlJc w:val="right"/>
+      <w:pPr>
+        <w:ind w:left="1800" w:hanging="180"/>
+      </w:pPr>
+    </w:lvl>
+    <w:lvl w:ilvl="3" w:tplc="0419000F" w:tentative="1">
+      <w:start w:val="1"/>
+      <w:numFmt w:val="decimal"/>
+      <w:lvlText w:val="%4."/>
+      <w:lvlJc w:val="left"/>
+      <w:pPr>
+        <w:ind w:left="2520" w:hanging="360"/>
+      </w:pPr>
+    </w:lvl>
+    <w:lvl w:ilvl="4" w:tplc="04190019" w:tentative="1">
+      <w:start w:val="1"/>
+      <w:numFmt w:val="lowerLetter"/>
+      <w:lvlText w:val="%5."/>
+      <w:lvlJc w:val="left"/>
+      <w:pPr>
+        <w:ind w:left="3240" w:hanging="360"/>
+      </w:pPr>
+    </w:lvl>
+    <w:lvl w:ilvl="5" w:tplc="0419001B" w:tentative="1">
+      <w:start w:val="1"/>
+      <w:numFmt w:val="lowerRoman"/>
+      <w:lvlText w:val="%6."/>
+      <w:lvlJc w:val="right"/>
+      <w:pPr>
+        <w:ind w:left="3960" w:hanging="180"/>
+      </w:pPr>
+    </w:lvl>
+    <w:lvl w:ilvl="6" w:tplc="0419000F" w:tentative="1">
+      <w:start w:val="1"/>
+      <w:numFmt w:val="decimal"/>
+      <w:lvlText w:val="%7."/>
+      <w:lvlJc w:val="left"/>
+      <w:pPr>
+        <w:ind w:left="4680" w:hanging="360"/>
+      </w:pPr>
+    </w:lvl>
+    <w:lvl w:ilvl="7" w:tplc="04190019" w:tentative="1">
+      <w:start w:val="1"/>
+      <w:numFmt w:val="lowerLetter"/>
+      <w:lvlText w:val="%8."/>
+      <w:lvlJc w:val="left"/>
+      <w:pPr>
+        <w:ind w:left="5400" w:hanging="360"/>
+      </w:pPr>
+    </w:lvl>
+    <w:lvl w:ilvl="8" w:tplc="0419001B" w:tentative="1">
+      <w:start w:val="1"/>
+      <w:numFmt w:val="lowerRoman"/>
+      <w:lvlText w:val="%9."/>
+      <w:lvlJc w:val="right"/>
+      <w:pPr>
+        <w:ind w:left="6120" w:hanging="180"/>
+      </w:pPr>
+    </w:lvl>
+  </w:abstractNum>
+  <w:abstractNum w:abstractNumId="1" w15:restartNumberingAfterBreak="0">
+    <w:nsid w:val="0A33720A"/>
+    <w:multiLevelType w:val="hybridMultilevel"/>
+    <w:tmpl w:val="62A4CDF2"/>
+    <w:lvl w:ilvl="0" w:tplc="0419000F">
+      <w:start w:val="1"/>
+      <w:numFmt w:val="decimal"/>
+      <w:lvlText w:val="%1."/>
+      <w:lvlJc w:val="left"/>
+      <w:pPr>
+        <w:ind w:left="360" w:hanging="360"/>
+      </w:pPr>
+    </w:lvl>
+    <w:lvl w:ilvl="1" w:tplc="04190019" w:tentative="1">
+      <w:start w:val="1"/>
+      <w:numFmt w:val="lowerLetter"/>
+      <w:lvlText w:val="%2."/>
+      <w:lvlJc w:val="left"/>
+      <w:pPr>
+        <w:ind w:left="1080" w:hanging="360"/>
+      </w:pPr>
+    </w:lvl>
+    <w:lvl w:ilvl="2" w:tplc="0419001B" w:tentative="1">
+      <w:start w:val="1"/>
+      <w:numFmt w:val="lowerRoman"/>
+      <w:lvlText w:val="%3."/>
+      <w:lvlJc w:val="right"/>
+      <w:pPr>
+        <w:ind w:left="1800" w:hanging="180"/>
+      </w:pPr>
+    </w:lvl>
+    <w:lvl w:ilvl="3" w:tplc="0419000F" w:tentative="1">
+      <w:start w:val="1"/>
+      <w:numFmt w:val="decimal"/>
+      <w:lvlText w:val="%4."/>
+      <w:lvlJc w:val="left"/>
+      <w:pPr>
+        <w:ind w:left="2520" w:hanging="360"/>
+      </w:pPr>
+    </w:lvl>
+    <w:lvl w:ilvl="4" w:tplc="04190019" w:tentative="1">
+      <w:start w:val="1"/>
+      <w:numFmt w:val="lowerLetter"/>
+      <w:lvlText w:val="%5."/>
+      <w:lvlJc w:val="left"/>
+      <w:pPr>
+        <w:ind w:left="3240" w:hanging="360"/>
+      </w:pPr>
+    </w:lvl>
+    <w:lvl w:ilvl="5" w:tplc="0419001B" w:tentative="1">
+      <w:start w:val="1"/>
+      <w:numFmt w:val="lowerRoman"/>
+      <w:lvlText w:val="%6."/>
+      <w:lvlJc w:val="right"/>
+      <w:pPr>
+        <w:ind w:left="3960" w:hanging="180"/>
+      </w:pPr>
+    </w:lvl>
+    <w:lvl w:ilvl="6" w:tplc="0419000F" w:tentative="1">
+      <w:start w:val="1"/>
+      <w:numFmt w:val="decimal"/>
+      <w:lvlText w:val="%7."/>
+      <w:lvlJc w:val="left"/>
+      <w:pPr>
+        <w:ind w:left="4680" w:hanging="360"/>
+      </w:pPr>
+    </w:lvl>
+    <w:lvl w:ilvl="7" w:tplc="04190019" w:tentative="1">
+      <w:start w:val="1"/>
+      <w:numFmt w:val="lowerLetter"/>
+      <w:lvlText w:val="%8."/>
+      <w:lvlJc w:val="left"/>
+      <w:pPr>
+        <w:ind w:left="5400" w:hanging="360"/>
+      </w:pPr>
+    </w:lvl>
+    <w:lvl w:ilvl="8" w:tplc="0419001B" w:tentative="1">
+      <w:start w:val="1"/>
+      <w:numFmt w:val="lowerRoman"/>
+      <w:lvlText w:val="%9."/>
+      <w:lvlJc w:val="right"/>
+      <w:pPr>
+        <w:ind w:left="6120" w:hanging="180"/>
+      </w:pPr>
+    </w:lvl>
+  </w:abstractNum>
+  <w:abstractNum w:abstractNumId="2" w15:restartNumberingAfterBreak="0">
     <w:nsid w:val="22E9749F"/>
     <w:multiLevelType w:val="hybridMultilevel"/>
     <w:tmpl w:val="A9281612"/>
@@ -3018,7 +4019,7 @@
       </w:pPr>
     </w:lvl>
   </w:abstractNum>
-  <w:abstractNum w:abstractNumId="1" w15:restartNumberingAfterBreak="0">
+  <w:abstractNum w:abstractNumId="3" w15:restartNumberingAfterBreak="0">
     <w:nsid w:val="37D7705C"/>
     <w:multiLevelType w:val="hybridMultilevel"/>
     <w:tmpl w:val="9AB48086"/>
@@ -3131,7 +4132,7 @@
       </w:rPr>
     </w:lvl>
   </w:abstractNum>
-  <w:abstractNum w:abstractNumId="2" w15:restartNumberingAfterBreak="0">
+  <w:abstractNum w:abstractNumId="4" w15:restartNumberingAfterBreak="0">
     <w:nsid w:val="538B4826"/>
     <w:multiLevelType w:val="hybridMultilevel"/>
     <w:tmpl w:val="2E46C05C"/>
@@ -3244,7 +4245,120 @@
       </w:rPr>
     </w:lvl>
   </w:abstractNum>
-  <w:abstractNum w:abstractNumId="3" w15:restartNumberingAfterBreak="0">
+  <w:abstractNum w:abstractNumId="5" w15:restartNumberingAfterBreak="0">
+    <w:nsid w:val="63417094"/>
+    <w:multiLevelType w:val="hybridMultilevel"/>
+    <w:tmpl w:val="5664CF24"/>
+    <w:lvl w:ilvl="0" w:tplc="04190001">
+      <w:start w:val="1"/>
+      <w:numFmt w:val="bullet"/>
+      <w:lvlText w:val=""/>
+      <w:lvlJc w:val="left"/>
+      <w:pPr>
+        <w:ind w:left="360" w:hanging="360"/>
+      </w:pPr>
+      <w:rPr>
+        <w:rFonts w:ascii="Symbol" w:hAnsi="Symbol" w:hint="default"/>
+      </w:rPr>
+    </w:lvl>
+    <w:lvl w:ilvl="1" w:tplc="04190003" w:tentative="1">
+      <w:start w:val="1"/>
+      <w:numFmt w:val="bullet"/>
+      <w:lvlText w:val="o"/>
+      <w:lvlJc w:val="left"/>
+      <w:pPr>
+        <w:ind w:left="1080" w:hanging="360"/>
+      </w:pPr>
+      <w:rPr>
+        <w:rFonts w:ascii="Courier New" w:hAnsi="Courier New" w:cs="Courier New" w:hint="default"/>
+      </w:rPr>
+    </w:lvl>
+    <w:lvl w:ilvl="2" w:tplc="04190005" w:tentative="1">
+      <w:start w:val="1"/>
+      <w:numFmt w:val="bullet"/>
+      <w:lvlText w:val=""/>
+      <w:lvlJc w:val="left"/>
+      <w:pPr>
+        <w:ind w:left="1800" w:hanging="360"/>
+      </w:pPr>
+      <w:rPr>
+        <w:rFonts w:ascii="Wingdings" w:hAnsi="Wingdings" w:hint="default"/>
+      </w:rPr>
+    </w:lvl>
+    <w:lvl w:ilvl="3" w:tplc="04190001" w:tentative="1">
+      <w:start w:val="1"/>
+      <w:numFmt w:val="bullet"/>
+      <w:lvlText w:val=""/>
+      <w:lvlJc w:val="left"/>
+      <w:pPr>
+        <w:ind w:left="2520" w:hanging="360"/>
+      </w:pPr>
+      <w:rPr>
+        <w:rFonts w:ascii="Symbol" w:hAnsi="Symbol" w:hint="default"/>
+      </w:rPr>
+    </w:lvl>
+    <w:lvl w:ilvl="4" w:tplc="04190003" w:tentative="1">
+      <w:start w:val="1"/>
+      <w:numFmt w:val="bullet"/>
+      <w:lvlText w:val="o"/>
+      <w:lvlJc w:val="left"/>
+      <w:pPr>
+        <w:ind w:left="3240" w:hanging="360"/>
+      </w:pPr>
+      <w:rPr>
+        <w:rFonts w:ascii="Courier New" w:hAnsi="Courier New" w:cs="Courier New" w:hint="default"/>
+      </w:rPr>
+    </w:lvl>
+    <w:lvl w:ilvl="5" w:tplc="04190005" w:tentative="1">
+      <w:start w:val="1"/>
+      <w:numFmt w:val="bullet"/>
+      <w:lvlText w:val=""/>
+      <w:lvlJc w:val="left"/>
+      <w:pPr>
+        <w:ind w:left="3960" w:hanging="360"/>
+      </w:pPr>
+      <w:rPr>
+        <w:rFonts w:ascii="Wingdings" w:hAnsi="Wingdings" w:hint="default"/>
+      </w:rPr>
+    </w:lvl>
+    <w:lvl w:ilvl="6" w:tplc="04190001" w:tentative="1">
+      <w:start w:val="1"/>
+      <w:numFmt w:val="bullet"/>
+      <w:lvlText w:val=""/>
+      <w:lvlJc w:val="left"/>
+      <w:pPr>
+        <w:ind w:left="4680" w:hanging="360"/>
+      </w:pPr>
+      <w:rPr>
+        <w:rFonts w:ascii="Symbol" w:hAnsi="Symbol" w:hint="default"/>
+      </w:rPr>
+    </w:lvl>
+    <w:lvl w:ilvl="7" w:tplc="04190003" w:tentative="1">
+      <w:start w:val="1"/>
+      <w:numFmt w:val="bullet"/>
+      <w:lvlText w:val="o"/>
+      <w:lvlJc w:val="left"/>
+      <w:pPr>
+        <w:ind w:left="5400" w:hanging="360"/>
+      </w:pPr>
+      <w:rPr>
+        <w:rFonts w:ascii="Courier New" w:hAnsi="Courier New" w:cs="Courier New" w:hint="default"/>
+      </w:rPr>
+    </w:lvl>
+    <w:lvl w:ilvl="8" w:tplc="04190005" w:tentative="1">
+      <w:start w:val="1"/>
+      <w:numFmt w:val="bullet"/>
+      <w:lvlText w:val=""/>
+      <w:lvlJc w:val="left"/>
+      <w:pPr>
+        <w:ind w:left="6120" w:hanging="360"/>
+      </w:pPr>
+      <w:rPr>
+        <w:rFonts w:ascii="Wingdings" w:hAnsi="Wingdings" w:hint="default"/>
+      </w:rPr>
+    </w:lvl>
+  </w:abstractNum>
+  <w:abstractNum w:abstractNumId="6" w15:restartNumberingAfterBreak="0">
     <w:nsid w:val="7C312AD7"/>
     <w:multiLevelType w:val="hybridMultilevel"/>
     <w:tmpl w:val="8CD41770"/>
@@ -3331,16 +4445,25 @@
     </w:lvl>
   </w:abstractNum>
   <w:num w:numId="1">
+    <w:abstractNumId w:val="3"/>
+  </w:num>
+  <w:num w:numId="2">
+    <w:abstractNumId w:val="6"/>
+  </w:num>
+  <w:num w:numId="3">
+    <w:abstractNumId w:val="2"/>
+  </w:num>
+  <w:num w:numId="4">
+    <w:abstractNumId w:val="4"/>
+  </w:num>
+  <w:num w:numId="5">
     <w:abstractNumId w:val="1"/>
   </w:num>
-  <w:num w:numId="2">
-    <w:abstractNumId w:val="3"/>
-  </w:num>
-  <w:num w:numId="3">
+  <w:num w:numId="6">
     <w:abstractNumId w:val="0"/>
   </w:num>
-  <w:num w:numId="4">
-    <w:abstractNumId w:val="2"/>
+  <w:num w:numId="7">
+    <w:abstractNumId w:val="5"/>
   </w:num>
 </w:numbering>
 </file>
@@ -3777,7 +4900,6 @@
   <w:style w:type="character" w:default="1" w:styleId="a0">
     <w:name w:val="Default Paragraph Font"/>
     <w:uiPriority w:val="1"/>
-    <w:semiHidden/>
     <w:unhideWhenUsed/>
   </w:style>
   <w:style w:type="table" w:default="1" w:styleId="a1">
@@ -4036,6 +5158,25 @@
     <w:rsid w:val="00180434"/>
     <w:rPr>
       <w:vertAlign w:val="superscript"/>
+    </w:rPr>
+  </w:style>
+  <w:style w:type="paragraph" w:styleId="af3">
+    <w:name w:val="caption"/>
+    <w:basedOn w:val="a"/>
+    <w:next w:val="a"/>
+    <w:uiPriority w:val="35"/>
+    <w:unhideWhenUsed/>
+    <w:qFormat/>
+    <w:rsid w:val="0010216A"/>
+    <w:pPr>
+      <w:spacing w:after="200" w:line="240" w:lineRule="auto"/>
+    </w:pPr>
+    <w:rPr>
+      <w:i/>
+      <w:iCs/>
+      <w:color w:val="44546A" w:themeColor="text2"/>
+      <w:sz w:val="18"/>
+      <w:szCs w:val="18"/>
     </w:rPr>
   </w:style>
 </w:styles>
@@ -4339,46 +5480,82 @@
 <file path=customXml/item1.xml><?xml version="1.0" encoding="utf-8"?>
 <b:Sources xmlns:b="http://schemas.openxmlformats.org/officeDocument/2006/bibliography" xmlns="http://schemas.openxmlformats.org/officeDocument/2006/bibliography" SelectedStyle="\GostTitle.XSL" StyleName="ГОСТ — сортировка по названиям" Version="2003">
   <b:Source>
-    <b:Tag>wik</b:Tag>
-    <b:SourceType>InternetSite</b:SourceType>
-    <b:Guid>{90069F5C-9CBD-4C89-B7EC-A17607547B65}</b:Guid>
-    <b:Title>wikipedia</b:Title>
-    <b:InternetSiteTitle>MRP</b:InternetSiteTitle>
-    <b:URL>https://ru.wikipedia.org/wiki/MRP</b:URL>
-    <b:RefOrder>1</b:RefOrder>
-  </b:Source>
-  <b:Source>
-    <b:Tag>sap</b:Tag>
-    <b:SourceType>InternetSite</b:SourceType>
-    <b:Guid>{DB9B6362-90C4-46D7-A81D-B9822C1CF572}</b:Guid>
-    <b:Title>sap</b:Title>
-    <b:InternetSiteTitle>Что такое планирование потребности в материалах (ППМ)?</b:InternetSiteTitle>
-    <b:URL>https://www.sap.com/central-asia-caucasus/products/erp/what-is-mrp.html</b:URL>
-    <b:RefOrder>2</b:RefOrder>
-  </b:Source>
-  <b:Source>
-    <b:Tag>hab</b:Tag>
-    <b:SourceType>InternetSite</b:SourceType>
-    <b:Guid>{4C24A973-EBE7-477C-9455-9E1E02FB40A2}</b:Guid>
-    <b:Title>habr</b:Title>
-    <b:InternetSiteTitle>Что такое ERP?</b:InternetSiteTitle>
-    <b:URL>https://habr.com/ru/articles/810741/</b:URL>
-    <b:RefOrder>3</b:RefOrder>
-  </b:Source>
-  <b:Source>
     <b:Tag>Упр</b:Tag>
     <b:SourceType>InternetSite</b:SourceType>
     <b:Guid>{7EBBAECA-BBD0-45CA-9FDB-05081912208A}</b:Guid>
     <b:Title>Управление производственными ресурсами</b:Title>
     <b:InternetSiteTitle>«КОРУС Консалтинг»</b:InternetSiteTitle>
     <b:URL>https://korusconsulting.ru/infohub/mrp-sistemy-upravlenie-proizvodstvennymi-resursami/</b:URL>
+    <b:RefOrder>1</b:RefOrder>
+  </b:Source>
+  <b:Source>
+    <b:Tag>Осн1</b:Tag>
+    <b:SourceType>InternetSite</b:SourceType>
+    <b:Guid>{AE523DE2-A8B2-4EC4-951F-0B99E965D8E3}</b:Guid>
+    <b:Title>Основы систем класса MRP-MRPII</b:Title>
+    <b:InternetSiteTitle>Корпоративный менеджмент</b:InternetSiteTitle>
+    <b:URL>https://www.cfin.ru/vernikov/mrp/mrpmine.shtml</b:URL>
+    <b:RefOrder>2</b:RefOrder>
+  </b:Source>
+  <b:Source>
+    <b:Tag>MRP</b:Tag>
+    <b:SourceType>InternetSite</b:SourceType>
+    <b:Guid>{1AA535C3-8848-46D3-9B6F-EC1A130C9CDB}</b:Guid>
+    <b:Title>MRP II</b:Title>
+    <b:InternetSiteTitle>Википедия</b:InternetSiteTitle>
+    <b:URL>https://ru.wikipedia.org/wiki/MRP_II</b:URL>
+    <b:RefOrder>3</b:RefOrder>
+  </b:Source>
+  <b:Source>
+    <b:Tag>wik</b:Tag>
+    <b:SourceType>InternetSite</b:SourceType>
+    <b:Guid>{29EECB9D-BAE1-45AA-8465-3D55EE333C53}</b:Guid>
+    <b:Title>Википедия</b:Title>
+    <b:InternetSiteTitle>MRP</b:InternetSiteTitle>
+    <b:URL>https://ru.wikipedia.org/wiki/MRP</b:URL>
     <b:RefOrder>4</b:RefOrder>
+  </b:Source>
+  <b:Source>
+    <b:Tag>sap</b:Tag>
+    <b:SourceType>InternetSite</b:SourceType>
+    <b:Guid>{A342C882-E5EA-4B1C-9D87-A35405DA5D20}</b:Guid>
+    <b:Title>Что такое планирование потребности в материалах (ППМ)?</b:Title>
+    <b:InternetSiteTitle>sap </b:InternetSiteTitle>
+    <b:URL>https://www.sap.com/central-asia-caucasus/products/erp/what-is-mrp.html</b:URL>
+    <b:RefOrder>5</b:RefOrder>
+  </b:Source>
+  <b:Source>
+    <b:Tag>Упр1</b:Tag>
+    <b:SourceType>InternetSite</b:SourceType>
+    <b:Guid>{14EEC7FE-5C1C-4703-AFF7-BF9D6495C092}</b:Guid>
+    <b:Title>Управления промышленными предприятиями в стандарте MRP II</b:Title>
+    <b:InternetSiteTitle>Корпоративный менеджмент</b:InternetSiteTitle>
+    <b:Version>https://www.cfin.ru/itm/mrp_icl.shtml</b:Version>
+    <b:RefOrder>6</b:RefOrder>
+  </b:Source>
+  <b:Source>
+    <b:Tag>hab</b:Tag>
+    <b:SourceType>InternetSite</b:SourceType>
+    <b:Guid>{35DCEF1D-6DDE-47A9-8F61-DEF2CC4D6A3C}</b:Guid>
+    <b:Title>Что такое ERP?</b:Title>
+    <b:InternetSiteTitle>habr</b:InternetSiteTitle>
+    <b:URL>https://habr.com/ru/articles/810741/</b:URL>
+    <b:RefOrder>7</b:RefOrder>
+  </b:Source>
+  <b:Source>
+    <b:Tag>ERP</b:Tag>
+    <b:SourceType>InternetSite</b:SourceType>
+    <b:Guid>{E7A93E2C-461D-46DC-875B-656471643F86}</b:Guid>
+    <b:Title>ERP</b:Title>
+    <b:InternetSiteTitle>Википедия</b:InternetSiteTitle>
+    <b:URL>https://ru.wikipedia.org/wiki/ERP</b:URL>
+    <b:RefOrder>8</b:RefOrder>
   </b:Source>
 </b:Sources>
 </file>
 
 <file path=customXml/itemProps1.xml><?xml version="1.0" encoding="utf-8"?>
-<ds:datastoreItem xmlns:ds="http://schemas.openxmlformats.org/officeDocument/2006/customXml" ds:itemID="{C6B1DC3B-7350-49D3-A1A2-484635CFD0E8}">
+<ds:datastoreItem xmlns:ds="http://schemas.openxmlformats.org/officeDocument/2006/customXml" ds:itemID="{C9A4F919-54C8-4790-8363-412052F61F2B}">
   <ds:schemaRefs>
     <ds:schemaRef ds:uri="http://schemas.openxmlformats.org/officeDocument/2006/bibliography"/>
   </ds:schemaRefs>

--- a/4 курс/Проектирование информационныхсистем/МихайловИР_Проектирование_Информационных_Систем.docx
+++ b/4 курс/Проектирование информационныхсистем/МихайловИР_Проектирование_Информационных_Систем.docx
@@ -1725,7 +1725,7 @@
           <w:r>
             <w:fldChar w:fldCharType="separate"/>
           </w:r>
-          <w:hyperlink w:anchor="_Toc223289578" w:history="1">
+          <w:hyperlink w:anchor="_Toc223444830" w:history="1">
             <w:r>
               <w:rPr>
                 <w:rStyle w:val="aa"/>
@@ -1752,7 +1752,7 @@
                 <w:noProof/>
                 <w:webHidden/>
               </w:rPr>
-              <w:instrText xml:space="preserve"> PAGEREF _Toc223289578 \h </w:instrText>
+              <w:instrText xml:space="preserve"> PAGEREF _Toc223444830 \h </w:instrText>
             </w:r>
             <w:r>
               <w:rPr>
@@ -1796,7 +1796,7 @@
               <w:lang w:eastAsia="ru-RU"/>
             </w:rPr>
           </w:pPr>
-          <w:hyperlink w:anchor="_Toc223289579" w:history="1">
+          <w:hyperlink w:anchor="_Toc223444831" w:history="1">
             <w:r>
               <w:rPr>
                 <w:rStyle w:val="aa"/>
@@ -1823,7 +1823,7 @@
                 <w:noProof/>
                 <w:webHidden/>
               </w:rPr>
-              <w:instrText xml:space="preserve"> PAGEREF _Toc223289579 \h </w:instrText>
+              <w:instrText xml:space="preserve"> PAGEREF _Toc223444831 \h </w:instrText>
             </w:r>
             <w:r>
               <w:rPr>
@@ -1867,7 +1867,7 @@
               <w:lang w:eastAsia="ru-RU"/>
             </w:rPr>
           </w:pPr>
-          <w:hyperlink w:anchor="_Toc223289580" w:history="1">
+          <w:hyperlink w:anchor="_Toc223444832" w:history="1">
             <w:r>
               <w:rPr>
                 <w:rStyle w:val="aa"/>
@@ -1894,7 +1894,7 @@
                 <w:noProof/>
                 <w:webHidden/>
               </w:rPr>
-              <w:instrText xml:space="preserve"> PAGEREF _Toc223289580 \h </w:instrText>
+              <w:instrText xml:space="preserve"> PAGEREF _Toc223444832 \h </w:instrText>
             </w:r>
             <w:r>
               <w:rPr>
@@ -1914,7 +1914,7 @@
                 <w:noProof/>
                 <w:webHidden/>
               </w:rPr>
-              <w:t>5</w:t>
+              <w:t>8</w:t>
             </w:r>
             <w:r>
               <w:rPr>
@@ -1938,7 +1938,86 @@
               <w:lang w:eastAsia="ru-RU"/>
             </w:rPr>
           </w:pPr>
-          <w:hyperlink w:anchor="_Toc223289581" w:history="1">
+          <w:hyperlink w:anchor="_Toc223444833" w:history="1">
+            <w:r>
+              <w:rPr>
+                <w:rStyle w:val="aa"/>
+                <w:noProof/>
+                <w:lang w:val="en-US"/>
+              </w:rPr>
+              <w:t>ERP</w:t>
+            </w:r>
+            <w:r>
+              <w:rPr>
+                <w:rStyle w:val="aa"/>
+                <w:noProof/>
+              </w:rPr>
+              <w:t xml:space="preserve"> система на примере 1С: Предприятие</w:t>
+            </w:r>
+            <w:r>
+              <w:rPr>
+                <w:noProof/>
+                <w:webHidden/>
+              </w:rPr>
+              <w:tab/>
+            </w:r>
+            <w:r>
+              <w:rPr>
+                <w:noProof/>
+                <w:webHidden/>
+              </w:rPr>
+              <w:fldChar w:fldCharType="begin"/>
+            </w:r>
+            <w:r>
+              <w:rPr>
+                <w:noProof/>
+                <w:webHidden/>
+              </w:rPr>
+              <w:instrText xml:space="preserve"> PAGEREF _Toc223444833 \h </w:instrText>
+            </w:r>
+            <w:r>
+              <w:rPr>
+                <w:noProof/>
+                <w:webHidden/>
+              </w:rPr>
+            </w:r>
+            <w:r>
+              <w:rPr>
+                <w:noProof/>
+                <w:webHidden/>
+              </w:rPr>
+              <w:fldChar w:fldCharType="separate"/>
+            </w:r>
+            <w:r>
+              <w:rPr>
+                <w:noProof/>
+                <w:webHidden/>
+              </w:rPr>
+              <w:t>11</w:t>
+            </w:r>
+            <w:r>
+              <w:rPr>
+                <w:noProof/>
+                <w:webHidden/>
+              </w:rPr>
+              <w:fldChar w:fldCharType="end"/>
+            </w:r>
+          </w:hyperlink>
+        </w:p>
+        <w:p>
+          <w:pPr>
+            <w:pStyle w:val="11"/>
+            <w:tabs>
+              <w:tab w:val="right" w:leader="dot" w:pos="9345"/>
+            </w:tabs>
+            <w:rPr>
+              <w:rFonts w:asciiTheme="minorHAnsi" w:eastAsiaTheme="minorEastAsia" w:hAnsiTheme="minorHAnsi"/>
+              <w:noProof/>
+              <w:sz w:val="22"/>
+              <w:lang w:eastAsia="ru-RU"/>
+            </w:rPr>
+          </w:pPr>
+          <w:hyperlink w:anchor="_Toc223444834" w:history="1">
             <w:r>
               <w:rPr>
                 <w:rStyle w:val="aa"/>
@@ -1965,7 +2044,7 @@
                 <w:noProof/>
                 <w:webHidden/>
               </w:rPr>
-              <w:instrText xml:space="preserve"> PAGEREF _Toc223289581 \h </w:instrText>
+              <w:instrText xml:space="preserve"> PAGEREF _Toc223444834 \h </w:instrText>
             </w:r>
             <w:r>
               <w:rPr>
@@ -1985,7 +2064,7 @@
                 <w:noProof/>
                 <w:webHidden/>
               </w:rPr>
-              <w:t>5</w:t>
+              <w:t>13</w:t>
             </w:r>
             <w:r>
               <w:rPr>
@@ -2009,7 +2088,7 @@
               <w:lang w:eastAsia="ru-RU"/>
             </w:rPr>
           </w:pPr>
-          <w:hyperlink w:anchor="_Toc223289582" w:history="1">
+          <w:hyperlink w:anchor="_Toc223444835" w:history="1">
             <w:r>
               <w:rPr>
                 <w:rStyle w:val="aa"/>
@@ -2036,7 +2115,7 @@
                 <w:noProof/>
                 <w:webHidden/>
               </w:rPr>
-              <w:instrText xml:space="preserve"> PAGEREF _Toc223289582 \h </w:instrText>
+              <w:instrText xml:space="preserve"> PAGEREF _Toc223444835 \h </w:instrText>
             </w:r>
             <w:r>
               <w:rPr>
@@ -2056,7 +2135,7 @@
                 <w:noProof/>
                 <w:webHidden/>
               </w:rPr>
-              <w:t>5</w:t>
+              <w:t>15</w:t>
             </w:r>
             <w:r>
               <w:rPr>
@@ -2080,7 +2159,7 @@
               <w:lang w:eastAsia="ru-RU"/>
             </w:rPr>
           </w:pPr>
-          <w:hyperlink w:anchor="_Toc223289583" w:history="1">
+          <w:hyperlink w:anchor="_Toc223444836" w:history="1">
             <w:r>
               <w:rPr>
                 <w:rStyle w:val="aa"/>
@@ -2107,7 +2186,7 @@
                 <w:noProof/>
                 <w:webHidden/>
               </w:rPr>
-              <w:instrText xml:space="preserve"> PAGEREF _Toc223289583 \h </w:instrText>
+              <w:instrText xml:space="preserve"> PAGEREF _Toc223444836 \h </w:instrText>
             </w:r>
             <w:r>
               <w:rPr>
@@ -2127,7 +2206,7 @@
                 <w:noProof/>
                 <w:webHidden/>
               </w:rPr>
-              <w:t>6</w:t>
+              <w:t>16</w:t>
             </w:r>
             <w:r>
               <w:rPr>
@@ -2162,7 +2241,7 @@
       <w:pPr>
         <w:pStyle w:val="1"/>
       </w:pPr>
-      <w:bookmarkStart w:id="0" w:name="_Toc223289578"/>
+      <w:bookmarkStart w:id="0" w:name="_Toc223444830"/>
       <w:r>
         <w:lastRenderedPageBreak/>
         <w:t>Введение</w:t>
@@ -2319,7 +2398,7 @@
         <w:t>П</w:t>
       </w:r>
       <w:r>
-        <w:t>роанализировать формирование концепции ERP и её дальнейшее развитие, включая интеграцию с современными решениями, такими как PLM-системы (на примере СОЮЗ PLM)</w:t>
+        <w:t>роанализировать формирование концепции ERP и её дальнейшее развитие, включая интеграцию с современными решениями, такими как PLM-системы</w:t>
       </w:r>
       <w:r>
         <w:br w:type="page"/>
@@ -2329,7 +2408,7 @@
       <w:pPr>
         <w:pStyle w:val="1"/>
       </w:pPr>
-      <w:bookmarkStart w:id="1" w:name="_Toc223289579"/>
+      <w:bookmarkStart w:id="1" w:name="_Toc223444831"/>
       <w:r>
         <w:lastRenderedPageBreak/>
         <w:t>Возникновение и развитие методологии MRP</w:t>
@@ -2354,8 +2433,13 @@
         </w:rPr>
         <w:t>M</w:t>
       </w:r>
-      <w:r>
-        <w:t xml:space="preserve">aterial </w:t>
+      <w:proofErr w:type="spellStart"/>
+      <w:r>
+        <w:t>aterial</w:t>
+      </w:r>
+      <w:proofErr w:type="spellEnd"/>
+      <w:r>
+        <w:t xml:space="preserve"> </w:t>
       </w:r>
       <w:r>
         <w:rPr>
@@ -2363,8 +2447,13 @@
         </w:rPr>
         <w:t>R</w:t>
       </w:r>
-      <w:r>
-        <w:t xml:space="preserve">equirements </w:t>
+      <w:proofErr w:type="spellStart"/>
+      <w:r>
+        <w:t>equirements</w:t>
+      </w:r>
+      <w:proofErr w:type="spellEnd"/>
+      <w:r>
+        <w:t xml:space="preserve"> </w:t>
       </w:r>
       <w:r>
         <w:rPr>
@@ -2372,9 +2461,11 @@
         </w:rPr>
         <w:t>P</w:t>
       </w:r>
+      <w:proofErr w:type="spellStart"/>
       <w:r>
         <w:t>lanning</w:t>
       </w:r>
+      <w:proofErr w:type="spellEnd"/>
       <w:r>
         <w:t>,</w:t>
       </w:r>
@@ -2397,17 +2488,7 @@
         <w:t>[</w:t>
       </w:r>
       <w:r>
-        <w:t>4</w:t>
-      </w:r>
-      <w:r>
-        <w:t xml:space="preserve"> </w:t>
-      </w:r>
-      <w:r>
-        <w:rPr>
-          <w:noProof/>
-          <w:highlight w:val="yellow"/>
-        </w:rPr>
-        <w:t>КОРУС Консалтинг</w:t>
+        <w:t>8</w:t>
       </w:r>
       <w:r>
         <w:t>]</w:t>
@@ -2534,7 +2615,6 @@
           <w:i w:val="0"/>
           <w:iCs w:val="0"/>
           <w:noProof/>
-          <w:lang w:val="en-US"/>
         </w:rPr>
         <w:t xml:space="preserve"> </w:t>
       </w:r>
@@ -2553,7 +2633,15 @@
           <w:noProof/>
           <w:lang w:val="en-US"/>
         </w:rPr>
-        <w:t xml:space="preserve">MRP </w:t>
+        <w:t>MRP</w:t>
+      </w:r>
+      <w:r>
+        <w:rPr>
+          <w:i w:val="0"/>
+          <w:iCs w:val="0"/>
+          <w:noProof/>
+        </w:rPr>
+        <w:t xml:space="preserve"> </w:t>
       </w:r>
       <w:r>
         <w:rPr>
@@ -2590,7 +2678,23 @@
         <w:t>Р</w:t>
       </w:r>
       <w:r>
-        <w:t>асчёт потребности в материалах на основе планов производства и структуры изделия (BOM — Bill of Materials)</w:t>
+        <w:t xml:space="preserve">асчёт потребности в материалах на основе планов производства и структуры изделия (BOM — Bill </w:t>
+      </w:r>
+      <w:proofErr w:type="spellStart"/>
+      <w:r>
+        <w:t>of</w:t>
+      </w:r>
+      <w:proofErr w:type="spellEnd"/>
+      <w:r>
+        <w:t xml:space="preserve"> </w:t>
+      </w:r>
+      <w:proofErr w:type="spellStart"/>
+      <w:r>
+        <w:t>Materials</w:t>
+      </w:r>
+      <w:proofErr w:type="spellEnd"/>
+      <w:r>
+        <w:t>)</w:t>
       </w:r>
     </w:p>
     <w:p>
@@ -2625,19 +2729,13 @@
     </w:p>
     <w:p>
       <w:r>
-        <w:t>MRP существенно улучшило управление материальными ресурсами предприятия, позволив сократить уровни запасов при одновременном снижении задержек в производстве. Однако сама методология была ориентирована преимущественно на материальные ресурсы и не охватывала другие значимые ресурсы, такие как рабочая сила, оборудование и финансовые потоки, что со временем стало ограничивать её эффективность в условиях комплексного управления предприятием</w:t>
-      </w:r>
-      <w:r>
-        <w:rPr>
-          <w:highlight w:val="yellow"/>
-        </w:rPr>
-        <w:t>.</w:t>
-      </w:r>
-      <w:r>
-        <w:rPr>
-          <w:highlight w:val="yellow"/>
-        </w:rPr>
-        <w:t>[3 wikipedia]</w:t>
+        <w:t xml:space="preserve">MRP существенно улучшило управление материальными ресурсами предприятия, позволив сократить уровни запасов при одновременном снижении задержек в производстве. Однако сама методология была ориентирована преимущественно на материальные ресурсы и не охватывала другие значимые ресурсы, такие как рабочая сила, оборудование и финансовые потоки, что со временем стало ограничивать её эффективность в условиях комплексного управления </w:t>
+      </w:r>
+      <w:r>
+        <w:t>предприятием. [5</w:t>
+      </w:r>
+      <w:r>
+        <w:t>]</w:t>
       </w:r>
     </w:p>
     <w:p>
@@ -2656,7 +2754,7 @@
         <w:t xml:space="preserve"> системы использовались в компаниях разных отраслях у которых была потребность в повышении эффективности складских помещений и уменьшении затрат на закупку. Использование MRP привело к </w:t>
       </w:r>
       <w:r>
-        <w:t>переходу от ручных Excel-таблиц на специализированное ПО, что позволило увеличивать объёмы производства без пропорционального роста административных затрат.</w:t>
+        <w:t>переходу от ручных таблиц на специализированное ПО, что позволило увеличивать объёмы производства без пропорционального роста административных затрат.</w:t>
       </w:r>
     </w:p>
     <w:p>
@@ -2667,7 +2765,7 @@
     </w:p>
     <w:p>
       <w:r>
-        <w:t xml:space="preserve">Не маловажным преимуществом </w:t>
+        <w:t xml:space="preserve">Немаловажным преимуществом </w:t>
       </w:r>
       <w:r>
         <w:rPr>
@@ -2702,7 +2800,7 @@
       <w:pPr>
         <w:pStyle w:val="1"/>
       </w:pPr>
-      <w:bookmarkStart w:id="2" w:name="_Toc223289580"/>
+      <w:bookmarkStart w:id="2" w:name="_Toc223444832"/>
       <w:r>
         <w:lastRenderedPageBreak/>
         <w:t>Эволюция MRP II и формирование концепции ERP</w:t>
@@ -2736,8 +2834,13 @@
         </w:rPr>
         <w:t>M</w:t>
       </w:r>
-      <w:r>
-        <w:t xml:space="preserve">anufacturing </w:t>
+      <w:proofErr w:type="spellStart"/>
+      <w:r>
+        <w:t>anufacturing</w:t>
+      </w:r>
+      <w:proofErr w:type="spellEnd"/>
+      <w:r>
+        <w:t xml:space="preserve"> </w:t>
       </w:r>
       <w:r>
         <w:rPr>
@@ -2745,8 +2848,13 @@
         </w:rPr>
         <w:t>R</w:t>
       </w:r>
-      <w:r>
-        <w:t xml:space="preserve">esource </w:t>
+      <w:proofErr w:type="spellStart"/>
+      <w:r>
+        <w:t>esource</w:t>
+      </w:r>
+      <w:proofErr w:type="spellEnd"/>
+      <w:r>
+        <w:t xml:space="preserve"> </w:t>
       </w:r>
       <w:r>
         <w:rPr>
@@ -2754,82 +2862,30 @@
         </w:rPr>
         <w:t>P</w:t>
       </w:r>
+      <w:proofErr w:type="spellStart"/>
       <w:r>
         <w:t>lanning</w:t>
       </w:r>
+      <w:proofErr w:type="spellEnd"/>
       <w:r>
         <w:t>,</w:t>
       </w:r>
       <w:r>
-        <w:t xml:space="preserve"> планирование производственных ресурсов) </w:t>
-      </w:r>
-      <w:r>
-        <w:t>-</w:t>
-      </w:r>
-      <w:r>
-        <w:t xml:space="preserve"> стратегия производственного планирования, обеспечивающая как операционное, так и финансовое планирование производства, обеспечивающая более широкий охват ресурсов предприятия</w:t>
-      </w:r>
-      <w:r>
-        <w:t xml:space="preserve"> (</w:t>
-      </w:r>
-      <w:r>
-        <w:t>планирование не только в материальном, но и в денежном выражении</w:t>
-      </w:r>
-      <w:r>
-        <w:t xml:space="preserve">). </w:t>
-      </w:r>
-      <w:r>
-        <w:t xml:space="preserve"> </w:t>
-      </w:r>
-      <w:r>
-        <w:t>[</w:t>
-      </w:r>
-      <w:r>
-        <w:rPr>
-          <w:highlight w:val="yellow"/>
-        </w:rPr>
-        <w:t xml:space="preserve">2 </w:t>
-      </w:r>
-      <w:r>
-        <w:rPr>
-          <w:highlight w:val="yellow"/>
-          <w:lang w:val="en-US"/>
-        </w:rPr>
-        <w:t>MRP</w:t>
-      </w:r>
-      <w:r>
-        <w:rPr>
-          <w:highlight w:val="yellow"/>
-        </w:rPr>
-        <w:t xml:space="preserve"> </w:t>
-      </w:r>
-      <w:r>
-        <w:rPr>
-          <w:highlight w:val="yellow"/>
-          <w:lang w:val="en-US"/>
-        </w:rPr>
-        <w:t>II</w:t>
-      </w:r>
-      <w:r>
-        <w:rPr>
-          <w:highlight w:val="yellow"/>
-        </w:rPr>
-        <w:t xml:space="preserve"> </w:t>
-      </w:r>
-      <w:r>
-        <w:rPr>
-          <w:highlight w:val="yellow"/>
-          <w:lang w:val="en-US"/>
-        </w:rPr>
-        <w:t>Wiki</w:t>
-      </w:r>
-      <w:r>
-        <w:t>]</w:t>
-      </w:r>
-    </w:p>
-    <w:p>
-      <w:r>
-        <w:t>Методология MRP II является стратегией производственного планирования, обеспечивающей интеграцию основных элементов производственного процесса. Основная цель MRP II — не только рассчитать потребность в материалах, но и обеспечить эффективное использование всех ресурсов предприятия (сырьё, оборудование, рабочая сила), а также учитывать финансовые аспекты производства. Эта методология реализуется через комплекс систем и управленческих практик, которые объединяют данные с различных подразделений предприятия для формирования согласованного плана производства.</w:t>
+        <w:t xml:space="preserve"> планирование производственных ресурсов) - стратегия производственного планирования, обеспечивающая как операционное, так и финансовое планирование производства, обеспечивающая более широкий охват ресурсов </w:t>
+      </w:r>
+      <w:r>
+        <w:t>предприятия</w:t>
+      </w:r>
+      <w:r>
+        <w:t xml:space="preserve"> (планирование не только в материальном, но и в денежном выражении).  [2]</w:t>
+      </w:r>
+    </w:p>
+    <w:p>
+      <w:r>
+        <w:t>Методология MRP II является стратегией производственно</w:t>
+      </w:r>
+      <w:r>
+        <w:t>го планирования, обеспечивающей интеграцию основных элементов производственного процесса. Основная цель MRP II — не только рассчитать потребность в материалах, но и обеспечить эффективное использование всех ресурсов предприятия (сырьё, оборудование, рабочая сила), а также учитывать финансовые аспекты производства. Эта методология реализуется через комплекс систем и управленческих практик, которые объединяют данные с различных подразделений предприятия для формирования согласованного плана производства.</w:t>
       </w:r>
     </w:p>
     <w:p>
@@ -3028,25 +3084,7 @@
     </w:p>
     <w:p>
       <w:r>
-        <w:t>ERP (</w:t>
-      </w:r>
-      <w:r>
-        <w:t>E</w:t>
-      </w:r>
-      <w:r>
-        <w:t xml:space="preserve">nterprise </w:t>
-      </w:r>
-      <w:r>
-        <w:t>R</w:t>
-      </w:r>
-      <w:r>
-        <w:t xml:space="preserve">esource </w:t>
-      </w:r>
-      <w:r>
-        <w:t>P</w:t>
-      </w:r>
-      <w:r>
-        <w:t xml:space="preserve">lanning, планирование ресурсов предприятия) </w:t>
+        <w:t xml:space="preserve">ERP (Enterprise Resource Planning, планирование ресурсов предприятия) </w:t>
       </w:r>
       <w:r>
         <w:t>-</w:t>
@@ -3064,17 +3102,7 @@
         <w:t>[</w:t>
       </w:r>
       <w:r>
-        <w:rPr>
-          <w:highlight w:val="yellow"/>
-        </w:rPr>
         <w:t>1</w:t>
-      </w:r>
-      <w:r>
-        <w:rPr>
-          <w:highlight w:val="yellow"/>
-          <w:lang w:val="en-US"/>
-        </w:rPr>
-        <w:t>ERP</w:t>
       </w:r>
       <w:r>
         <w:t>]</w:t>
@@ -3235,11 +3263,6 @@
       </w:r>
     </w:p>
     <w:p>
-      <w:pPr>
-        <w:rPr>
-          <w:lang w:val="en-US"/>
-        </w:rPr>
-      </w:pPr>
       <w:r>
         <w:t>Концепция ERP возникла как логическое расширение MRP II, поскольку она включала управление всеми ресурсами предприятия, а не только производственными. В ERP-системах модульный принцип позволяет предприятиям объединять информацию из различных функциональных областей в одной системе, обеспечивая непрерывный информационный поток между подразделениями и повышая качество управленческих решений.</w:t>
       </w:r>
@@ -3257,6 +3280,7 @@
         <w:pStyle w:val="1"/>
         <w:jc w:val="left"/>
       </w:pPr>
+      <w:bookmarkStart w:id="3" w:name="_Toc223444833"/>
       <w:r>
         <w:rPr>
           <w:lang w:val="en-US"/>
@@ -3268,7 +3292,11 @@
         <w:t xml:space="preserve"> </w:t>
       </w:r>
       <w:r>
-        <w:t>система на примере 1С: Предприятие</w:t>
+        <w:t xml:space="preserve">система на примере 1С: </w:t>
+      </w:r>
+      <w:bookmarkEnd w:id="3"/>
+      <w:r>
+        <w:t>Управление предприятием</w:t>
       </w:r>
     </w:p>
     <w:p>
@@ -3278,23 +3306,35 @@
     </w:p>
     <w:p>
       <w:r>
-        <w:t>Одним из наиболее распространённых ERP-решений на отечественном рынке является продукт 1C:ERP — ERP-система, разработанная на платформе 1C:Предприятие</w:t>
+        <w:t>Одним из наиболее распространённых ERP-решений на отечественном рынке является продукт 1C:ERP — ERP-система, разработанная на платформе 1C:Предприятие и предназначенная для автоматизации управления предприятием. 1C:</w:t>
+      </w:r>
+      <w:r>
+        <w:t>Управление предприятием</w:t>
       </w:r>
       <w:r>
         <w:t xml:space="preserve"> </w:t>
       </w:r>
       <w:r>
-        <w:t>и предназначенная для автоматизации управления предприятием. 1C:Предприятие позволяет автоматизировать широкий спектр бизнес-процессов, включая бухгалтерский и финансовый учет, управление запасами, производство, планирование бюджета, управление закупками и продажами, а также CRM- и HR-функции.</w:t>
-      </w:r>
-    </w:p>
-    <w:p/>
-    <w:p>
-      <w:pPr>
-        <w:spacing w:after="160" w:line="259" w:lineRule="auto"/>
-        <w:ind w:firstLine="0"/>
-      </w:pPr>
-      <w:r>
-        <w:t>Принцип работы ERP-системы заключается в следующем:</w:t>
+        <w:t>позволяет автоматизировать широкий спектр бизнес-процессов, включая бухгалтерский и финансовый учет, управление запасами, производство, планирование бюджета, управление закупками и продажами, а также CRM и HR-функции.</w:t>
+      </w:r>
+    </w:p>
+    <w:p>
+      <w:r>
+        <w:t>В ERP-системе 1C:</w:t>
+      </w:r>
+      <w:r>
+        <w:t>Управление предприятием</w:t>
+      </w:r>
+      <w:r>
+        <w:t xml:space="preserve"> </w:t>
+      </w:r>
+      <w:r>
+        <w:t>документ «Заказ клиента» служит основой для управления продажами и последующей работой склада. Он фиксирует договорённости с покупателем о поставке товаров, сроки, количество и условия оплаты. На его основе система автоматически рассчитывает обеспечение товара и подготавливает дальнейшие документы для складской обработки и отгрузки.</w:t>
+      </w:r>
+    </w:p>
+    <w:p>
+      <w:r>
+        <w:t>При оформлении заказа в документе указываются:</w:t>
       </w:r>
     </w:p>
     <w:p>
@@ -3302,23 +3342,11 @@
         <w:pStyle w:val="ab"/>
         <w:numPr>
           <w:ilvl w:val="0"/>
-          <w:numId w:val="6"/>
+          <w:numId w:val="8"/>
         </w:numPr>
       </w:pPr>
       <w:r>
-        <w:t xml:space="preserve">ERP объединяет данные всех подразделений предприятия в единой базе </w:t>
-      </w:r>
-      <w:r>
-        <w:t xml:space="preserve">данных, что устраняет </w:t>
-      </w:r>
-      <w:r>
-        <w:t>потерю</w:t>
-      </w:r>
-      <w:r>
-        <w:t xml:space="preserve"> информации и снижает </w:t>
-      </w:r>
-      <w:r>
-        <w:t>вероятность ошибок, связанных с дублированием и несогласованностью данных</w:t>
+        <w:t>Товары, которые покупатель хочет заказать</w:t>
       </w:r>
     </w:p>
     <w:p>
@@ -3326,11 +3354,11 @@
         <w:pStyle w:val="ab"/>
         <w:numPr>
           <w:ilvl w:val="0"/>
-          <w:numId w:val="6"/>
+          <w:numId w:val="8"/>
         </w:numPr>
       </w:pPr>
       <w:r>
-        <w:t>Различные модули системы (например, финансы, склад, производство, закупки и др.) взаимодействуют друг с другом в реальном времени, обеспечивая непрерывный обмен данными между отделами</w:t>
+        <w:t>Склад (или группа складов), с которого планируется отгрузка</w:t>
       </w:r>
     </w:p>
     <w:p>
@@ -3338,51 +3366,105 @@
         <w:pStyle w:val="ab"/>
         <w:numPr>
           <w:ilvl w:val="0"/>
-          <w:numId w:val="6"/>
+          <w:numId w:val="8"/>
         </w:numPr>
       </w:pPr>
       <w:r>
-        <w:t>ERP-система обеспечивает полный цикл управления ресурсами предприятия, включая планирование, учёт, контроль и аналитическую отчётность</w:t>
-      </w:r>
-    </w:p>
-    <w:p>
-      <w:r>
-        <w:t xml:space="preserve">На практике это означает, что при вводе операции в одной части системы (например, поступлении заказа от клиента) ERP автоматически учитывает последствия этой операции во всех зависимых подсистемах: пересчитываются потребности в материале, обновляются данные складских запасов, формируются финансовые проводки, планируются закупки и так далее. Таким </w:t>
+        <w:t>Сроки выполнения заказа и условия оплаты</w:t>
+      </w:r>
+    </w:p>
+    <w:p>
+      <w:r>
+        <w:t>Система может автоматически рассчитывать и резервировать товары на складах в момент создания заказа, чтобы обеспечить наличие продукции на момент отгрузки.</w:t>
+      </w:r>
+    </w:p>
+    <w:p>
+      <w:r>
+        <w:t xml:space="preserve">После ввода заказа </w:t>
+      </w:r>
+      <w:r>
+        <w:t>ERP-систем</w:t>
+      </w:r>
+      <w:r>
+        <w:t xml:space="preserve">а </w:t>
+      </w:r>
+      <w:r>
+        <w:t>1C:</w:t>
+      </w:r>
+      <w:r>
+        <w:t>Управление предприятием</w:t>
+      </w:r>
+      <w:r>
+        <w:t xml:space="preserve"> </w:t>
+      </w:r>
+      <w:r>
+        <w:t xml:space="preserve">анализирует остатки на складе и автоматически формирует резерв для данного </w:t>
       </w:r>
       <w:r>
         <w:lastRenderedPageBreak/>
-        <w:t>образом, система</w:t>
-      </w:r>
-      <w:r>
-        <w:t xml:space="preserve"> обеспечивает целостность данных и согласованность процессов.</w:t>
-      </w:r>
-    </w:p>
-    <w:p>
-      <w:r>
-        <w:t xml:space="preserve">Основное </w:t>
-      </w:r>
-      <w:r>
-        <w:t>отличие ERP-системы от систем MRP и MRP II заключается в широте охвата автоматизируемых областей. Если MRP и MRP II фокусируются преи</w:t>
-      </w:r>
-      <w:r>
-        <w:t>мущественно на планировании потребности в материалах и ресурсах в рамках производственного процесса, то ERP охватывает все ключевые бизнес-функции предприятия, объединяя управленческий, производственный, финансовый и кадровый компоненты в одной платформе.</w:t>
-      </w:r>
-    </w:p>
-    <w:p>
-      <w:r>
-        <w:t xml:space="preserve">Использование ERP-системы, </w:t>
-      </w:r>
-      <w:r>
-        <w:t>и, в частности,</w:t>
-      </w:r>
-      <w:r>
-        <w:t xml:space="preserve"> 1C:</w:t>
-      </w:r>
-      <w:r>
-        <w:t xml:space="preserve"> </w:t>
-      </w:r>
-      <w:r>
-        <w:t>Предприятие, позволяет предприятиям повысить эффективность управления за счёт централизованного контроля данных, автоматизации рутинных операций, улучшения планирования ресурсов и предоставления управленческой аналитики в реальном времени.</w:t>
+        <w:t>документа. Пользователь видит в интерфейсе, сколько единиц товара и на каком складе доступно, и может скорректировать резерв вручную или оставить автоматическое распределение.</w:t>
+      </w:r>
+    </w:p>
+    <w:p>
+      <w:r>
+        <w:t xml:space="preserve">На основе заказов система формирует график производства, рассчитывает последовательность операций, потребность в ресурсах, а также учитывает приоритеты и доступные мощности. ERP-алгоритмы позволяют оценивать, возможно ли выполнить заказ в срок с учётом текущей загрузки оборудования и доступности материалов, что помогает оптимизировать производственный процесс и избегать простоев. </w:t>
+      </w:r>
+    </w:p>
+    <w:p>
+      <w:r>
+        <w:t>Преимущество использования ERP-системы заключается в том, что информация об остатках, продажах, заказах и поставках хранится в единой базе данных и обновляется в реальном времени. Это позволяет:</w:t>
+      </w:r>
+    </w:p>
+    <w:p>
+      <w:pPr>
+        <w:pStyle w:val="ab"/>
+        <w:numPr>
+          <w:ilvl w:val="0"/>
+          <w:numId w:val="9"/>
+        </w:numPr>
+      </w:pPr>
+      <w:r>
+        <w:t>Мгновенно видеть доступные остатки</w:t>
+      </w:r>
+    </w:p>
+    <w:p>
+      <w:pPr>
+        <w:pStyle w:val="ab"/>
+        <w:numPr>
+          <w:ilvl w:val="0"/>
+          <w:numId w:val="9"/>
+        </w:numPr>
+      </w:pPr>
+      <w:r>
+        <w:t>Автоматически генерировать отчёты и анализировать динамику запасов</w:t>
+      </w:r>
+    </w:p>
+    <w:p>
+      <w:pPr>
+        <w:pStyle w:val="ab"/>
+        <w:numPr>
+          <w:ilvl w:val="0"/>
+          <w:numId w:val="9"/>
+        </w:numPr>
+      </w:pPr>
+      <w:r>
+        <w:t>Снижать риск ошибок из-за разрозненности данных</w:t>
+      </w:r>
+    </w:p>
+    <w:p>
+      <w:r>
+        <w:t xml:space="preserve">ERP-система также автоматизирует отчёты, помогает прогнозировать потребности, оптимизировать закупки и планировать производство на основе реального спроса и остатков. </w:t>
+      </w:r>
+    </w:p>
+    <w:p>
+      <w:r>
+        <w:t>Таким образом, в ERP-системе (на примере 1C) процессы склада и заказов клиентов</w:t>
+      </w:r>
+      <w:r>
+        <w:t xml:space="preserve"> и </w:t>
+      </w:r>
+      <w:r>
+        <w:t xml:space="preserve">поставщиков тесно связаны. Заказ клиента инициирует резервирование и планирование отгрузки. Система автоматически управляет остатками и сформирует реализацию документов. Учёт остатков ведётся в режиме реального времени, позволяя принимать обоснованные решения. </w:t>
       </w:r>
     </w:p>
     <w:p>
@@ -3423,6 +3505,7 @@
         </w:numPr>
       </w:pPr>
       <w:r>
+        <w:lastRenderedPageBreak/>
         <w:t>Галактика ERP — российское ERP-решение для управления ресурсами предприятий разных отраслей</w:t>
       </w:r>
     </w:p>
@@ -3430,38 +3513,254 @@
       <w:pPr>
         <w:pStyle w:val="1"/>
       </w:pPr>
-      <w:bookmarkStart w:id="3" w:name="_Toc223289581"/>
+      <w:bookmarkStart w:id="4" w:name="_Toc223444834"/>
       <w:r>
         <w:t>Современный этап развития корпоративных систем</w:t>
       </w:r>
-      <w:bookmarkEnd w:id="3"/>
-    </w:p>
-    <w:p>
-      <w:pPr>
+      <w:bookmarkEnd w:id="4"/>
+    </w:p>
+    <w:p>
+      <w:r>
+        <w:t xml:space="preserve">Современные корпоративные информационные системы развиваются в направлении не только автоматизации текущих операций предприятия, но и поддержки жизненного цикла продукции с момента возникновения идеи до завершения её эксплуатации. В этом контексте особую актуальность приобретают системы класса PLM (Product </w:t>
+      </w:r>
+      <w:proofErr w:type="spellStart"/>
+      <w:r>
+        <w:t>Lifecycle</w:t>
+      </w:r>
+      <w:proofErr w:type="spellEnd"/>
+      <w:r>
+        <w:t xml:space="preserve"> Management), предназначенные для управления данными и процессами, связанными с полным циклом создания и сопровождения изделия.</w:t>
+      </w:r>
+    </w:p>
+    <w:p>
+      <w:r>
+        <w:t xml:space="preserve">PLM (Product </w:t>
+      </w:r>
+      <w:proofErr w:type="spellStart"/>
+      <w:r>
+        <w:t>Lifecycle</w:t>
+      </w:r>
+      <w:proofErr w:type="spellEnd"/>
+      <w:r>
+        <w:t xml:space="preserve"> Management</w:t>
+      </w:r>
+      <w:r>
+        <w:t>, ж</w:t>
+      </w:r>
+      <w:r>
+        <w:t>изненный цикл изделия</w:t>
+      </w:r>
+      <w:r>
+        <w:t>) — это концепция и программное решение для управления всей информацией, связанной с продуктом на всех этапах его жизненного цикла: от идеи и проектирования до производства, эксплуатации и вывода из эксплуатации. PLM охватывает процессы управления технической документацией, контроля версий, координации инженерных работ и совместной работы различных подразделений, участвующих в создании продукта.</w:t>
+      </w:r>
+    </w:p>
+    <w:p>
+      <w:r>
+        <w:t>Основная задача PLM-систем — обеспечить прозрачность и согласованность всех данных о продукте, систематизировать техническую информацию и поддерживать эффективное взаимодействие между инженерными, проектными, технологическими и бизнес-подразделениями компании. PLM особенно востребованы в отраслях с длительным циклом разработки сложных изделий, таких как машиностроение, авиация, автомобилестроение и электроника.</w:t>
+      </w:r>
+    </w:p>
+    <w:p>
+      <w:r>
+        <w:t xml:space="preserve">PLM и ERP выполняют разные функции, дополняя друг друга в общей корпоративной архитектуре. PLM управляет продуктом на этапе его разработки и жизненного цикла, концентрируясь на инженерных и проектных </w:t>
+      </w:r>
+      <w:r>
+        <w:lastRenderedPageBreak/>
+        <w:t>данных, таких как спецификации, CAD-модели, документы и версии изделия. ERP, в свою очередь, ориентирован на операционное управление ресурсами предприятия, включая финансы, запасы, производство, логистику и продажи.</w:t>
+      </w:r>
+    </w:p>
+    <w:p>
+      <w:pPr>
+        <w:keepNext/>
         <w:spacing w:after="160" w:line="259" w:lineRule="auto"/>
         <w:ind w:firstLine="0"/>
-      </w:pPr>
-    </w:p>
-    <w:p>
-      <w:pPr>
-        <w:pStyle w:val="1"/>
-      </w:pPr>
-      <w:bookmarkStart w:id="4" w:name="_Toc223289582"/>
-      <w:r>
-        <w:t>Заключение</w:t>
-      </w:r>
-      <w:bookmarkEnd w:id="4"/>
+        <w:jc w:val="left"/>
+      </w:pPr>
+      <w:r>
+        <w:rPr>
+          <w:noProof/>
+        </w:rPr>
+        <w:drawing>
+          <wp:inline distT="0" distB="0" distL="0" distR="0" wp14:anchorId="2DB7A594" wp14:editId="7957FD19">
+            <wp:extent cx="6167887" cy="2848238"/>
+            <wp:effectExtent l="0" t="0" r="4445" b="9525"/>
+            <wp:docPr id="5" name="Рисунок 5"/>
+            <wp:cNvGraphicFramePr>
+              <a:graphicFrameLocks xmlns:a="http://schemas.openxmlformats.org/drawingml/2006/main" noChangeAspect="1"/>
+            </wp:cNvGraphicFramePr>
+            <a:graphic xmlns:a="http://schemas.openxmlformats.org/drawingml/2006/main">
+              <a:graphicData uri="http://schemas.openxmlformats.org/drawingml/2006/picture">
+                <pic:pic xmlns:pic="http://schemas.openxmlformats.org/drawingml/2006/picture">
+                  <pic:nvPicPr>
+                    <pic:cNvPr id="0" name="Picture 1"/>
+                    <pic:cNvPicPr>
+                      <a:picLocks noChangeAspect="1" noChangeArrowheads="1"/>
+                    </pic:cNvPicPr>
+                  </pic:nvPicPr>
+                  <pic:blipFill>
+                    <a:blip r:embed="rId11" cstate="print">
+                      <a:extLst>
+                        <a:ext uri="{28A0092B-C50C-407E-A947-70E740481C1C}">
+                          <a14:useLocalDpi xmlns:a14="http://schemas.microsoft.com/office/drawing/2010/main" val="0"/>
+                        </a:ext>
+                      </a:extLst>
+                    </a:blip>
+                    <a:srcRect/>
+                    <a:stretch>
+                      <a:fillRect/>
+                    </a:stretch>
+                  </pic:blipFill>
+                  <pic:spPr bwMode="auto">
+                    <a:xfrm>
+                      <a:off x="0" y="0"/>
+                      <a:ext cx="6174910" cy="2851481"/>
+                    </a:xfrm>
+                    <a:prstGeom prst="rect">
+                      <a:avLst/>
+                    </a:prstGeom>
+                    <a:noFill/>
+                    <a:ln>
+                      <a:noFill/>
+                    </a:ln>
+                  </pic:spPr>
+                </pic:pic>
+              </a:graphicData>
+            </a:graphic>
+          </wp:inline>
+        </w:drawing>
+      </w:r>
+    </w:p>
+    <w:p>
+      <w:pPr>
+        <w:pStyle w:val="af3"/>
+        <w:jc w:val="left"/>
+        <w:rPr>
+          <w:i w:val="0"/>
+          <w:iCs w:val="0"/>
+        </w:rPr>
+      </w:pPr>
+      <w:r>
+        <w:rPr>
+          <w:i w:val="0"/>
+          <w:iCs w:val="0"/>
+        </w:rPr>
+        <w:t xml:space="preserve">Рисунок </w:t>
+      </w:r>
+      <w:r>
+        <w:rPr>
+          <w:i w:val="0"/>
+          <w:iCs w:val="0"/>
+        </w:rPr>
+        <w:fldChar w:fldCharType="begin"/>
+      </w:r>
+      <w:r>
+        <w:rPr>
+          <w:i w:val="0"/>
+          <w:iCs w:val="0"/>
+        </w:rPr>
+        <w:instrText xml:space="preserve"> SEQ Рисунок \* ARABIC </w:instrText>
+      </w:r>
+      <w:r>
+        <w:rPr>
+          <w:i w:val="0"/>
+          <w:iCs w:val="0"/>
+        </w:rPr>
+        <w:fldChar w:fldCharType="separate"/>
+      </w:r>
+      <w:r>
+        <w:rPr>
+          <w:i w:val="0"/>
+          <w:iCs w:val="0"/>
+          <w:noProof/>
+        </w:rPr>
+        <w:t>4</w:t>
+      </w:r>
+      <w:r>
+        <w:rPr>
+          <w:i w:val="0"/>
+          <w:iCs w:val="0"/>
+        </w:rPr>
+        <w:fldChar w:fldCharType="end"/>
+      </w:r>
+      <w:r>
+        <w:rPr>
+          <w:i w:val="0"/>
+          <w:iCs w:val="0"/>
+        </w:rPr>
+        <w:t xml:space="preserve"> </w:t>
+      </w:r>
+      <w:proofErr w:type="spellStart"/>
+      <w:r>
+        <w:rPr>
+          <w:i w:val="0"/>
+          <w:iCs w:val="0"/>
+        </w:rPr>
+        <w:t>Упрощеная</w:t>
+      </w:r>
+      <w:proofErr w:type="spellEnd"/>
+      <w:r>
+        <w:rPr>
+          <w:i w:val="0"/>
+          <w:iCs w:val="0"/>
+        </w:rPr>
+        <w:t xml:space="preserve"> схема 1С:PLM</w:t>
+      </w:r>
+    </w:p>
+    <w:p>
+      <w:r>
+        <w:t>С точки зрения использования данных, PLM работает с инженерной информацией: спецификациями изделий, чертежами, изменениями конструкции и историей версий, тогда как ERP обрабатывает операционные данные: остатки на складе, финансовые транзакции, заказы клиентов, производственные задания и отчётность.</w:t>
+      </w:r>
+    </w:p>
+    <w:p>
+      <w:r>
+        <w:t xml:space="preserve">Современные корпоративные информационные системы включают не только ERP-решения для управления ресурсами предприятия, но и PLM-системы, обеспечивающие управление жизненным циклом продукции от </w:t>
+      </w:r>
+      <w:r>
+        <w:t>идеи</w:t>
+      </w:r>
+      <w:r>
+        <w:t xml:space="preserve"> до утилизации. PLM и ERP решают разные, но взаимодополняющие задачи: PLM сосредоточен на данных о продукте и его разработке, тогда как ERP обеспечивает операционное управление ресурсами и бизнес-процессами. Интеграция этих систем позволяет предприятиям достигать высокой эффективности, снижать риски ошибок и обеспечивать сквозное управление продуктом на всех этапах его жизненного цикла.</w:t>
+      </w:r>
     </w:p>
     <w:p>
       <w:pPr>
         <w:spacing w:after="160" w:line="259" w:lineRule="auto"/>
         <w:ind w:firstLine="0"/>
+        <w:jc w:val="left"/>
       </w:pPr>
       <w:r>
         <w:br w:type="page"/>
       </w:r>
     </w:p>
-    <w:bookmarkStart w:id="5" w:name="_Toc223289583" w:displacedByCustomXml="next"/>
+    <w:p>
+      <w:pPr>
+        <w:pStyle w:val="1"/>
+      </w:pPr>
+      <w:bookmarkStart w:id="5" w:name="_Toc223444835"/>
+      <w:r>
+        <w:lastRenderedPageBreak/>
+        <w:t>Заключение</w:t>
+      </w:r>
+      <w:bookmarkEnd w:id="5"/>
+    </w:p>
+    <w:p>
+      <w:r>
+        <w:t>В ходе работы было исследовано развитие методологий управления ресурсами предприятия — от MRP и MRP II до ERP. Показано, что MRP возникла как инструмент планирования материальных потребностей, а MRP II расширила эту концепцию за счёт учёта других ресурсов производства. Дальнейший шаг эволюции — ERP-системы — представляет собой интегрированное решение для управления ресурсами предприятия, включая финансы, склад, логистику и производство, что обеспечивает единое информационное пространство и улучшает принятие управленческих решений.</w:t>
+      </w:r>
+    </w:p>
+    <w:p>
+      <w:r>
+        <w:t>Кроме того, рассмотрены современные корпоративные системы PLM, предназначенные для управления жизненным циклом продукции: от идеи и проектирования до эксплуатации и утилизации. В отличие от ERP, PLM фокусируется на данных о продукте и процессе его разработки, обеспечивая согласованность инженерной информации, спецификаций и версий изделия.</w:t>
+      </w:r>
+    </w:p>
+    <w:p>
+      <w:r>
+        <w:t>Таким образом, развитие автоматизированных информационных систем от MRP к ERP и далее к интеграциям с PLM отражает тенденцию перехода от локальных технических решений к комплексным цифровым платформам, которые обеспечивают более высокий уровень автоматизации, взаимосвязи процессов и поддержки управленческих решений.</w:t>
+      </w:r>
+      <w:r>
+        <w:br w:type="page"/>
+      </w:r>
+    </w:p>
+    <w:bookmarkStart w:id="6" w:name="_Toc223444836" w:displacedByCustomXml="next"/>
     <w:sdt>
       <w:sdtPr>
         <w:rPr>
@@ -3484,7 +3783,7 @@
           <w:r>
             <w:t>Список литературы</w:t>
           </w:r>
-          <w:bookmarkEnd w:id="5"/>
+          <w:bookmarkEnd w:id="6"/>
         </w:p>
         <w:sdt>
           <w:sdtPr>
@@ -3496,6 +3795,10 @@
             <w:p>
               <w:pPr>
                 <w:pStyle w:val="ac"/>
+                <w:numPr>
+                  <w:ilvl w:val="0"/>
+                  <w:numId w:val="10"/>
+                </w:numPr>
                 <w:rPr>
                   <w:noProof/>
                   <w:sz w:val="24"/>
@@ -3532,6 +3835,10 @@
             <w:p>
               <w:pPr>
                 <w:pStyle w:val="ac"/>
+                <w:numPr>
+                  <w:ilvl w:val="0"/>
+                  <w:numId w:val="10"/>
+                </w:numPr>
                 <w:rPr>
                   <w:noProof/>
                 </w:rPr>
@@ -3554,6 +3861,62 @@
             <w:p>
               <w:pPr>
                 <w:pStyle w:val="ac"/>
+                <w:numPr>
+                  <w:ilvl w:val="0"/>
+                  <w:numId w:val="10"/>
+                </w:numPr>
+                <w:rPr>
+                  <w:noProof/>
+                </w:rPr>
+              </w:pPr>
+              <w:r>
+                <w:rPr>
+                  <w:b/>
+                  <w:bCs/>
+                  <w:noProof/>
+                </w:rPr>
+                <w:t>Базовая информационная система. Что, почему и для чего?</w:t>
+              </w:r>
+              <w:r>
+                <w:rPr>
+                  <w:noProof/>
+                </w:rPr>
+                <w:t xml:space="preserve"> [В Интернете] // Програмсоюз. - https://dev.programsoyuz.ru/about.</w:t>
+              </w:r>
+            </w:p>
+            <w:p>
+              <w:pPr>
+                <w:pStyle w:val="ac"/>
+                <w:numPr>
+                  <w:ilvl w:val="0"/>
+                  <w:numId w:val="10"/>
+                </w:numPr>
+                <w:rPr>
+                  <w:noProof/>
+                </w:rPr>
+              </w:pPr>
+              <w:r>
+                <w:rPr>
+                  <w:b/>
+                  <w:bCs/>
+                  <w:noProof/>
+                </w:rPr>
+                <w:t>БИС</w:t>
+              </w:r>
+              <w:r>
+                <w:rPr>
+                  <w:noProof/>
+                </w:rPr>
+                <w:t xml:space="preserve"> [В Интернете] // Програмсоюз. - https://dev.programsoyuz.ru/docs?a=%D0%A1%D0%BF%D1%80%D0%B0%D0%B2%D0%BA%D0%B0%D0%9F%D0%BE%D0%91%D0%98%D0%A1.</w:t>
+              </w:r>
+            </w:p>
+            <w:p>
+              <w:pPr>
+                <w:pStyle w:val="ac"/>
+                <w:numPr>
+                  <w:ilvl w:val="0"/>
+                  <w:numId w:val="10"/>
+                </w:numPr>
                 <w:rPr>
                   <w:noProof/>
                 </w:rPr>
@@ -3576,6 +3939,36 @@
             <w:p>
               <w:pPr>
                 <w:pStyle w:val="ac"/>
+                <w:numPr>
+                  <w:ilvl w:val="0"/>
+                  <w:numId w:val="10"/>
+                </w:numPr>
+                <w:rPr>
+                  <w:noProof/>
+                </w:rPr>
+              </w:pPr>
+              <w:r>
+                <w:rPr>
+                  <w:b/>
+                  <w:bCs/>
+                  <w:noProof/>
+                </w:rPr>
+                <w:t>Концепция T-FLEX PLM от компании «Топ Системы»</w:t>
+              </w:r>
+              <w:r>
+                <w:rPr>
+                  <w:noProof/>
+                </w:rPr>
+                <w:t xml:space="preserve"> [В Интернете] // T-FLEX. - https://www.tflex.ru/plm/.</w:t>
+              </w:r>
+            </w:p>
+            <w:p>
+              <w:pPr>
+                <w:pStyle w:val="ac"/>
+                <w:numPr>
+                  <w:ilvl w:val="0"/>
+                  <w:numId w:val="10"/>
+                </w:numPr>
                 <w:rPr>
                   <w:noProof/>
                 </w:rPr>
@@ -3598,6 +3991,10 @@
             <w:p>
               <w:pPr>
                 <w:pStyle w:val="ac"/>
+                <w:numPr>
+                  <w:ilvl w:val="0"/>
+                  <w:numId w:val="10"/>
+                </w:numPr>
                 <w:rPr>
                   <w:noProof/>
                 </w:rPr>
@@ -3620,6 +4017,10 @@
             <w:p>
               <w:pPr>
                 <w:pStyle w:val="ac"/>
+                <w:numPr>
+                  <w:ilvl w:val="0"/>
+                  <w:numId w:val="10"/>
+                </w:numPr>
                 <w:rPr>
                   <w:noProof/>
                 </w:rPr>
@@ -3642,6 +4043,10 @@
             <w:p>
               <w:pPr>
                 <w:pStyle w:val="ac"/>
+                <w:numPr>
+                  <w:ilvl w:val="0"/>
+                  <w:numId w:val="10"/>
+                </w:numPr>
                 <w:rPr>
                   <w:noProof/>
                 </w:rPr>
@@ -3664,6 +4069,10 @@
             <w:p>
               <w:pPr>
                 <w:pStyle w:val="ac"/>
+                <w:numPr>
+                  <w:ilvl w:val="0"/>
+                  <w:numId w:val="10"/>
+                </w:numPr>
                 <w:rPr>
                   <w:noProof/>
                 </w:rPr>
@@ -3696,9 +4105,6 @@
         </w:sdt>
       </w:sdtContent>
     </w:sdt>
-    <w:p/>
-    <w:p/>
-    <w:p/>
     <w:sectPr>
       <w:pgSz w:w="11906" w:h="16838"/>
       <w:pgMar w:top="1134" w:right="850" w:bottom="1134" w:left="1701" w:header="708" w:footer="708" w:gutter="0"/>
@@ -4020,6 +4426,92 @@
     </w:lvl>
   </w:abstractNum>
   <w:abstractNum w:abstractNumId="3" w15:restartNumberingAfterBreak="0">
+    <w:nsid w:val="37921351"/>
+    <w:multiLevelType w:val="hybridMultilevel"/>
+    <w:tmpl w:val="89FE6D62"/>
+    <w:lvl w:ilvl="0" w:tplc="0419000F">
+      <w:start w:val="1"/>
+      <w:numFmt w:val="decimal"/>
+      <w:lvlText w:val="%1."/>
+      <w:lvlJc w:val="left"/>
+      <w:pPr>
+        <w:ind w:left="1429" w:hanging="360"/>
+      </w:pPr>
+    </w:lvl>
+    <w:lvl w:ilvl="1" w:tplc="04190019" w:tentative="1">
+      <w:start w:val="1"/>
+      <w:numFmt w:val="lowerLetter"/>
+      <w:lvlText w:val="%2."/>
+      <w:lvlJc w:val="left"/>
+      <w:pPr>
+        <w:ind w:left="2149" w:hanging="360"/>
+      </w:pPr>
+    </w:lvl>
+    <w:lvl w:ilvl="2" w:tplc="0419001B" w:tentative="1">
+      <w:start w:val="1"/>
+      <w:numFmt w:val="lowerRoman"/>
+      <w:lvlText w:val="%3."/>
+      <w:lvlJc w:val="right"/>
+      <w:pPr>
+        <w:ind w:left="2869" w:hanging="180"/>
+      </w:pPr>
+    </w:lvl>
+    <w:lvl w:ilvl="3" w:tplc="0419000F" w:tentative="1">
+      <w:start w:val="1"/>
+      <w:numFmt w:val="decimal"/>
+      <w:lvlText w:val="%4."/>
+      <w:lvlJc w:val="left"/>
+      <w:pPr>
+        <w:ind w:left="3589" w:hanging="360"/>
+      </w:pPr>
+    </w:lvl>
+    <w:lvl w:ilvl="4" w:tplc="04190019" w:tentative="1">
+      <w:start w:val="1"/>
+      <w:numFmt w:val="lowerLetter"/>
+      <w:lvlText w:val="%5."/>
+      <w:lvlJc w:val="left"/>
+      <w:pPr>
+        <w:ind w:left="4309" w:hanging="360"/>
+      </w:pPr>
+    </w:lvl>
+    <w:lvl w:ilvl="5" w:tplc="0419001B" w:tentative="1">
+      <w:start w:val="1"/>
+      <w:numFmt w:val="lowerRoman"/>
+      <w:lvlText w:val="%6."/>
+      <w:lvlJc w:val="right"/>
+      <w:pPr>
+        <w:ind w:left="5029" w:hanging="180"/>
+      </w:pPr>
+    </w:lvl>
+    <w:lvl w:ilvl="6" w:tplc="0419000F" w:tentative="1">
+      <w:start w:val="1"/>
+      <w:numFmt w:val="decimal"/>
+      <w:lvlText w:val="%7."/>
+      <w:lvlJc w:val="left"/>
+      <w:pPr>
+        <w:ind w:left="5749" w:hanging="360"/>
+      </w:pPr>
+    </w:lvl>
+    <w:lvl w:ilvl="7" w:tplc="04190019" w:tentative="1">
+      <w:start w:val="1"/>
+      <w:numFmt w:val="lowerLetter"/>
+      <w:lvlText w:val="%8."/>
+      <w:lvlJc w:val="left"/>
+      <w:pPr>
+        <w:ind w:left="6469" w:hanging="360"/>
+      </w:pPr>
+    </w:lvl>
+    <w:lvl w:ilvl="8" w:tplc="0419001B" w:tentative="1">
+      <w:start w:val="1"/>
+      <w:numFmt w:val="lowerRoman"/>
+      <w:lvlText w:val="%9."/>
+      <w:lvlJc w:val="right"/>
+      <w:pPr>
+        <w:ind w:left="7189" w:hanging="180"/>
+      </w:pPr>
+    </w:lvl>
+  </w:abstractNum>
+  <w:abstractNum w:abstractNumId="4" w15:restartNumberingAfterBreak="0">
     <w:nsid w:val="37D7705C"/>
     <w:multiLevelType w:val="hybridMultilevel"/>
     <w:tmpl w:val="9AB48086"/>
@@ -4132,7 +4624,7 @@
       </w:rPr>
     </w:lvl>
   </w:abstractNum>
-  <w:abstractNum w:abstractNumId="4" w15:restartNumberingAfterBreak="0">
+  <w:abstractNum w:abstractNumId="5" w15:restartNumberingAfterBreak="0">
     <w:nsid w:val="538B4826"/>
     <w:multiLevelType w:val="hybridMultilevel"/>
     <w:tmpl w:val="2E46C05C"/>
@@ -4245,7 +4737,233 @@
       </w:rPr>
     </w:lvl>
   </w:abstractNum>
-  <w:abstractNum w:abstractNumId="5" w15:restartNumberingAfterBreak="0">
+  <w:abstractNum w:abstractNumId="6" w15:restartNumberingAfterBreak="0">
+    <w:nsid w:val="54DD73CD"/>
+    <w:multiLevelType w:val="hybridMultilevel"/>
+    <w:tmpl w:val="B8C01E72"/>
+    <w:lvl w:ilvl="0" w:tplc="04190001">
+      <w:start w:val="1"/>
+      <w:numFmt w:val="bullet"/>
+      <w:lvlText w:val=""/>
+      <w:lvlJc w:val="left"/>
+      <w:pPr>
+        <w:ind w:left="786" w:hanging="360"/>
+      </w:pPr>
+      <w:rPr>
+        <w:rFonts w:ascii="Symbol" w:hAnsi="Symbol" w:hint="default"/>
+      </w:rPr>
+    </w:lvl>
+    <w:lvl w:ilvl="1" w:tplc="04190003" w:tentative="1">
+      <w:start w:val="1"/>
+      <w:numFmt w:val="bullet"/>
+      <w:lvlText w:val="o"/>
+      <w:lvlJc w:val="left"/>
+      <w:pPr>
+        <w:ind w:left="1506" w:hanging="360"/>
+      </w:pPr>
+      <w:rPr>
+        <w:rFonts w:ascii="Courier New" w:hAnsi="Courier New" w:cs="Courier New" w:hint="default"/>
+      </w:rPr>
+    </w:lvl>
+    <w:lvl w:ilvl="2" w:tplc="04190005" w:tentative="1">
+      <w:start w:val="1"/>
+      <w:numFmt w:val="bullet"/>
+      <w:lvlText w:val=""/>
+      <w:lvlJc w:val="left"/>
+      <w:pPr>
+        <w:ind w:left="2226" w:hanging="360"/>
+      </w:pPr>
+      <w:rPr>
+        <w:rFonts w:ascii="Wingdings" w:hAnsi="Wingdings" w:hint="default"/>
+      </w:rPr>
+    </w:lvl>
+    <w:lvl w:ilvl="3" w:tplc="04190001" w:tentative="1">
+      <w:start w:val="1"/>
+      <w:numFmt w:val="bullet"/>
+      <w:lvlText w:val=""/>
+      <w:lvlJc w:val="left"/>
+      <w:pPr>
+        <w:ind w:left="2946" w:hanging="360"/>
+      </w:pPr>
+      <w:rPr>
+        <w:rFonts w:ascii="Symbol" w:hAnsi="Symbol" w:hint="default"/>
+      </w:rPr>
+    </w:lvl>
+    <w:lvl w:ilvl="4" w:tplc="04190003" w:tentative="1">
+      <w:start w:val="1"/>
+      <w:numFmt w:val="bullet"/>
+      <w:lvlText w:val="o"/>
+      <w:lvlJc w:val="left"/>
+      <w:pPr>
+        <w:ind w:left="3666" w:hanging="360"/>
+      </w:pPr>
+      <w:rPr>
+        <w:rFonts w:ascii="Courier New" w:hAnsi="Courier New" w:cs="Courier New" w:hint="default"/>
+      </w:rPr>
+    </w:lvl>
+    <w:lvl w:ilvl="5" w:tplc="04190005" w:tentative="1">
+      <w:start w:val="1"/>
+      <w:numFmt w:val="bullet"/>
+      <w:lvlText w:val=""/>
+      <w:lvlJc w:val="left"/>
+      <w:pPr>
+        <w:ind w:left="4386" w:hanging="360"/>
+      </w:pPr>
+      <w:rPr>
+        <w:rFonts w:ascii="Wingdings" w:hAnsi="Wingdings" w:hint="default"/>
+      </w:rPr>
+    </w:lvl>
+    <w:lvl w:ilvl="6" w:tplc="04190001" w:tentative="1">
+      <w:start w:val="1"/>
+      <w:numFmt w:val="bullet"/>
+      <w:lvlText w:val=""/>
+      <w:lvlJc w:val="left"/>
+      <w:pPr>
+        <w:ind w:left="5106" w:hanging="360"/>
+      </w:pPr>
+      <w:rPr>
+        <w:rFonts w:ascii="Symbol" w:hAnsi="Symbol" w:hint="default"/>
+      </w:rPr>
+    </w:lvl>
+    <w:lvl w:ilvl="7" w:tplc="04190003" w:tentative="1">
+      <w:start w:val="1"/>
+      <w:numFmt w:val="bullet"/>
+      <w:lvlText w:val="o"/>
+      <w:lvlJc w:val="left"/>
+      <w:pPr>
+        <w:ind w:left="5826" w:hanging="360"/>
+      </w:pPr>
+      <w:rPr>
+        <w:rFonts w:ascii="Courier New" w:hAnsi="Courier New" w:cs="Courier New" w:hint="default"/>
+      </w:rPr>
+    </w:lvl>
+    <w:lvl w:ilvl="8" w:tplc="04190005" w:tentative="1">
+      <w:start w:val="1"/>
+      <w:numFmt w:val="bullet"/>
+      <w:lvlText w:val=""/>
+      <w:lvlJc w:val="left"/>
+      <w:pPr>
+        <w:ind w:left="6546" w:hanging="360"/>
+      </w:pPr>
+      <w:rPr>
+        <w:rFonts w:ascii="Wingdings" w:hAnsi="Wingdings" w:hint="default"/>
+      </w:rPr>
+    </w:lvl>
+  </w:abstractNum>
+  <w:abstractNum w:abstractNumId="7" w15:restartNumberingAfterBreak="0">
+    <w:nsid w:val="61D27AF4"/>
+    <w:multiLevelType w:val="hybridMultilevel"/>
+    <w:tmpl w:val="E2602D00"/>
+    <w:lvl w:ilvl="0" w:tplc="04190001">
+      <w:start w:val="1"/>
+      <w:numFmt w:val="bullet"/>
+      <w:lvlText w:val=""/>
+      <w:lvlJc w:val="left"/>
+      <w:pPr>
+        <w:ind w:left="1211" w:hanging="360"/>
+      </w:pPr>
+      <w:rPr>
+        <w:rFonts w:ascii="Symbol" w:hAnsi="Symbol" w:hint="default"/>
+      </w:rPr>
+    </w:lvl>
+    <w:lvl w:ilvl="1" w:tplc="04190003" w:tentative="1">
+      <w:start w:val="1"/>
+      <w:numFmt w:val="bullet"/>
+      <w:lvlText w:val="o"/>
+      <w:lvlJc w:val="left"/>
+      <w:pPr>
+        <w:ind w:left="1931" w:hanging="360"/>
+      </w:pPr>
+      <w:rPr>
+        <w:rFonts w:ascii="Courier New" w:hAnsi="Courier New" w:cs="Courier New" w:hint="default"/>
+      </w:rPr>
+    </w:lvl>
+    <w:lvl w:ilvl="2" w:tplc="04190005" w:tentative="1">
+      <w:start w:val="1"/>
+      <w:numFmt w:val="bullet"/>
+      <w:lvlText w:val=""/>
+      <w:lvlJc w:val="left"/>
+      <w:pPr>
+        <w:ind w:left="2651" w:hanging="360"/>
+      </w:pPr>
+      <w:rPr>
+        <w:rFonts w:ascii="Wingdings" w:hAnsi="Wingdings" w:hint="default"/>
+      </w:rPr>
+    </w:lvl>
+    <w:lvl w:ilvl="3" w:tplc="04190001" w:tentative="1">
+      <w:start w:val="1"/>
+      <w:numFmt w:val="bullet"/>
+      <w:lvlText w:val=""/>
+      <w:lvlJc w:val="left"/>
+      <w:pPr>
+        <w:ind w:left="3371" w:hanging="360"/>
+      </w:pPr>
+      <w:rPr>
+        <w:rFonts w:ascii="Symbol" w:hAnsi="Symbol" w:hint="default"/>
+      </w:rPr>
+    </w:lvl>
+    <w:lvl w:ilvl="4" w:tplc="04190003" w:tentative="1">
+      <w:start w:val="1"/>
+      <w:numFmt w:val="bullet"/>
+      <w:lvlText w:val="o"/>
+      <w:lvlJc w:val="left"/>
+      <w:pPr>
+        <w:ind w:left="4091" w:hanging="360"/>
+      </w:pPr>
+      <w:rPr>
+        <w:rFonts w:ascii="Courier New" w:hAnsi="Courier New" w:cs="Courier New" w:hint="default"/>
+      </w:rPr>
+    </w:lvl>
+    <w:lvl w:ilvl="5" w:tplc="04190005" w:tentative="1">
+      <w:start w:val="1"/>
+      <w:numFmt w:val="bullet"/>
+      <w:lvlText w:val=""/>
+      <w:lvlJc w:val="left"/>
+      <w:pPr>
+        <w:ind w:left="4811" w:hanging="360"/>
+      </w:pPr>
+      <w:rPr>
+        <w:rFonts w:ascii="Wingdings" w:hAnsi="Wingdings" w:hint="default"/>
+      </w:rPr>
+    </w:lvl>
+    <w:lvl w:ilvl="6" w:tplc="04190001" w:tentative="1">
+      <w:start w:val="1"/>
+      <w:numFmt w:val="bullet"/>
+      <w:lvlText w:val=""/>
+      <w:lvlJc w:val="left"/>
+      <w:pPr>
+        <w:ind w:left="5531" w:hanging="360"/>
+      </w:pPr>
+      <w:rPr>
+        <w:rFonts w:ascii="Symbol" w:hAnsi="Symbol" w:hint="default"/>
+      </w:rPr>
+    </w:lvl>
+    <w:lvl w:ilvl="7" w:tplc="04190003" w:tentative="1">
+      <w:start w:val="1"/>
+      <w:numFmt w:val="bullet"/>
+      <w:lvlText w:val="o"/>
+      <w:lvlJc w:val="left"/>
+      <w:pPr>
+        <w:ind w:left="6251" w:hanging="360"/>
+      </w:pPr>
+      <w:rPr>
+        <w:rFonts w:ascii="Courier New" w:hAnsi="Courier New" w:cs="Courier New" w:hint="default"/>
+      </w:rPr>
+    </w:lvl>
+    <w:lvl w:ilvl="8" w:tplc="04190005" w:tentative="1">
+      <w:start w:val="1"/>
+      <w:numFmt w:val="bullet"/>
+      <w:lvlText w:val=""/>
+      <w:lvlJc w:val="left"/>
+      <w:pPr>
+        <w:ind w:left="6971" w:hanging="360"/>
+      </w:pPr>
+      <w:rPr>
+        <w:rFonts w:ascii="Wingdings" w:hAnsi="Wingdings" w:hint="default"/>
+      </w:rPr>
+    </w:lvl>
+  </w:abstractNum>
+  <w:abstractNum w:abstractNumId="8" w15:restartNumberingAfterBreak="0">
     <w:nsid w:val="63417094"/>
     <w:multiLevelType w:val="hybridMultilevel"/>
     <w:tmpl w:val="5664CF24"/>
@@ -4358,7 +5076,7 @@
       </w:rPr>
     </w:lvl>
   </w:abstractNum>
-  <w:abstractNum w:abstractNumId="6" w15:restartNumberingAfterBreak="0">
+  <w:abstractNum w:abstractNumId="9" w15:restartNumberingAfterBreak="0">
     <w:nsid w:val="7C312AD7"/>
     <w:multiLevelType w:val="hybridMultilevel"/>
     <w:tmpl w:val="8CD41770"/>
@@ -4445,16 +5163,16 @@
     </w:lvl>
   </w:abstractNum>
   <w:num w:numId="1">
-    <w:abstractNumId w:val="3"/>
+    <w:abstractNumId w:val="4"/>
   </w:num>
   <w:num w:numId="2">
-    <w:abstractNumId w:val="6"/>
+    <w:abstractNumId w:val="9"/>
   </w:num>
   <w:num w:numId="3">
     <w:abstractNumId w:val="2"/>
   </w:num>
   <w:num w:numId="4">
-    <w:abstractNumId w:val="4"/>
+    <w:abstractNumId w:val="5"/>
   </w:num>
   <w:num w:numId="5">
     <w:abstractNumId w:val="1"/>
@@ -4463,7 +5181,16 @@
     <w:abstractNumId w:val="0"/>
   </w:num>
   <w:num w:numId="7">
-    <w:abstractNumId w:val="5"/>
+    <w:abstractNumId w:val="8"/>
+  </w:num>
+  <w:num w:numId="8">
+    <w:abstractNumId w:val="7"/>
+  </w:num>
+  <w:num w:numId="9">
+    <w:abstractNumId w:val="6"/>
+  </w:num>
+  <w:num w:numId="10">
+    <w:abstractNumId w:val="3"/>
   </w:num>
 </w:numbering>
 </file>
@@ -4900,6 +5627,7 @@
   <w:style w:type="character" w:default="1" w:styleId="a0">
     <w:name w:val="Default Paragraph Font"/>
     <w:uiPriority w:val="1"/>
+    <w:semiHidden/>
     <w:unhideWhenUsed/>
   </w:style>
   <w:style w:type="table" w:default="1" w:styleId="a1">
@@ -5551,11 +6279,38 @@
     <b:URL>https://ru.wikipedia.org/wiki/ERP</b:URL>
     <b:RefOrder>8</b:RefOrder>
   </b:Source>
+  <b:Source>
+    <b:Tag>Баз</b:Tag>
+    <b:SourceType>InternetSite</b:SourceType>
+    <b:Guid>{93FC5154-9880-4BF6-8945-277FDE933214}</b:Guid>
+    <b:Title>Базовая информационная система. Что, почему и для чего?</b:Title>
+    <b:InternetSiteTitle>Програмсоюз</b:InternetSiteTitle>
+    <b:URL>https://dev.programsoyuz.ru/about</b:URL>
+    <b:RefOrder>9</b:RefOrder>
+  </b:Source>
+  <b:Source>
+    <b:Tag>БИС</b:Tag>
+    <b:SourceType>InternetSite</b:SourceType>
+    <b:Guid>{D6400987-521E-4D3B-B0A4-D740EFF37B80}</b:Guid>
+    <b:Title>БИС</b:Title>
+    <b:InternetSiteTitle>Програмсоюз</b:InternetSiteTitle>
+    <b:URL>https://dev.programsoyuz.ru/docs?a=%D0%A1%D0%BF%D1%80%D0%B0%D0%B2%D0%BA%D0%B0%D0%9F%D0%BE%D0%91%D0%98%D0%A1</b:URL>
+    <b:RefOrder>10</b:RefOrder>
+  </b:Source>
+  <b:Source>
+    <b:Tag>Кон</b:Tag>
+    <b:SourceType>InternetSite</b:SourceType>
+    <b:Guid>{82723B32-CC88-43B8-AAC6-89400A5B3970}</b:Guid>
+    <b:Title>Концепция T-FLEX PLM от компании «Топ Системы»</b:Title>
+    <b:InternetSiteTitle>T-FLEX</b:InternetSiteTitle>
+    <b:URL>https://www.tflex.ru/plm/</b:URL>
+    <b:RefOrder>11</b:RefOrder>
+  </b:Source>
 </b:Sources>
 </file>
 
 <file path=customXml/itemProps1.xml><?xml version="1.0" encoding="utf-8"?>
-<ds:datastoreItem xmlns:ds="http://schemas.openxmlformats.org/officeDocument/2006/customXml" ds:itemID="{C9A4F919-54C8-4790-8363-412052F61F2B}">
+<ds:datastoreItem xmlns:ds="http://schemas.openxmlformats.org/officeDocument/2006/customXml" ds:itemID="{5EA006AC-A24C-47B8-95E7-B64967320529}">
   <ds:schemaRefs>
     <ds:schemaRef ds:uri="http://schemas.openxmlformats.org/officeDocument/2006/bibliography"/>
   </ds:schemaRefs>
